--- a/Ejercicio Biblioteca MySQL/Biblioteca MySQL - 3171608.docx
+++ b/Ejercicio Biblioteca MySQL/Biblioteca MySQL - 3171608.docx
@@ -12,9 +12,10 @@
       <w:r>
         <w:rPr>
           <w:rFonts w:ascii="Times New Roman" w:hAnsi="Times New Roman" w:cs="Times New Roman"/>
+          <w:noProof/>
         </w:rPr>
         <w:drawing>
-          <wp:inline distT="0" distB="0" distL="0" distR="0" wp14:anchorId="43B5EAE5" wp14:editId="5F95B562">
+          <wp:inline distT="0" distB="0" distL="0" distR="0" wp14:anchorId="43B5EAE5" wp14:editId="39040731">
             <wp:extent cx="914400" cy="914400"/>
             <wp:effectExtent l="0" t="0" r="0" b="0"/>
             <wp:docPr id="986370871" name="Imagen 2"/>
@@ -337,15 +338,15 @@
         <w:tblLook w:val="04A0" w:firstRow="1" w:lastRow="0" w:firstColumn="1" w:lastColumn="0" w:noHBand="0" w:noVBand="1"/>
       </w:tblPr>
       <w:tblGrid>
-        <w:gridCol w:w="843"/>
-        <w:gridCol w:w="2206"/>
-        <w:gridCol w:w="1752"/>
-        <w:gridCol w:w="4027"/>
+        <w:gridCol w:w="575"/>
+        <w:gridCol w:w="1307"/>
+        <w:gridCol w:w="3473"/>
+        <w:gridCol w:w="3473"/>
       </w:tblGrid>
       <w:tr>
         <w:tc>
           <w:tcPr>
-            <w:tcW w:w="1327" w:type="dxa"/>
+            <w:tcW w:w="732" w:type="dxa"/>
           </w:tcPr>
           <w:p>
             <w:pPr>
@@ -368,7 +369,7 @@
         </w:tc>
         <w:tc>
           <w:tcPr>
-            <w:tcW w:w="2921" w:type="dxa"/>
+            <w:tcW w:w="1782" w:type="dxa"/>
           </w:tcPr>
           <w:p>
             <w:pPr>
@@ -390,7 +391,7 @@
         </w:tc>
         <w:tc>
           <w:tcPr>
-            <w:tcW w:w="1356" w:type="dxa"/>
+            <w:tcW w:w="1425" w:type="dxa"/>
           </w:tcPr>
           <w:p>
             <w:pPr>
@@ -412,7 +413,7 @@
         </w:tc>
         <w:tc>
           <w:tcPr>
-            <w:tcW w:w="3224" w:type="dxa"/>
+            <w:tcW w:w="4889" w:type="dxa"/>
           </w:tcPr>
           <w:p>
             <w:pPr>
@@ -436,7 +437,7 @@
       <w:tr>
         <w:tc>
           <w:tcPr>
-            <w:tcW w:w="1327" w:type="dxa"/>
+            <w:tcW w:w="732" w:type="dxa"/>
           </w:tcPr>
           <w:p>
             <w:pPr>
@@ -459,7 +460,7 @@
         </w:tc>
         <w:tc>
           <w:tcPr>
-            <w:tcW w:w="2921" w:type="dxa"/>
+            <w:tcW w:w="1782" w:type="dxa"/>
           </w:tcPr>
           <w:p>
             <w:pPr>
@@ -786,7 +787,7 @@
         </w:tc>
         <w:tc>
           <w:tcPr>
-            <w:tcW w:w="1356" w:type="dxa"/>
+            <w:tcW w:w="1425" w:type="dxa"/>
           </w:tcPr>
           <w:p>
             <w:pPr>
@@ -836,7 +837,7 @@
         </w:tc>
         <w:tc>
           <w:tcPr>
-            <w:tcW w:w="3224" w:type="dxa"/>
+            <w:tcW w:w="4889" w:type="dxa"/>
           </w:tcPr>
           <w:p>
             <w:pPr>
@@ -849,6 +850,7 @@
             <w:r>
               <w:rPr>
                 <w:rFonts w:ascii="Times New Roman" w:hAnsi="Times New Roman" w:cs="Times New Roman"/>
+                <w:noProof/>
                 <w:sz w:val="16"/>
                 <w:szCs w:val="16"/>
               </w:rPr>
@@ -894,7 +896,7 @@
       <w:tr>
         <w:tc>
           <w:tcPr>
-            <w:tcW w:w="1327" w:type="dxa"/>
+            <w:tcW w:w="732" w:type="dxa"/>
           </w:tcPr>
           <w:p>
             <w:pPr>
@@ -917,7 +919,7 @@
         </w:tc>
         <w:tc>
           <w:tcPr>
-            <w:tcW w:w="2921" w:type="dxa"/>
+            <w:tcW w:w="1782" w:type="dxa"/>
           </w:tcPr>
           <w:p>
             <w:pPr>
@@ -1297,7 +1299,7 @@
         </w:tc>
         <w:tc>
           <w:tcPr>
-            <w:tcW w:w="1356" w:type="dxa"/>
+            <w:tcW w:w="1425" w:type="dxa"/>
           </w:tcPr>
           <w:p>
             <w:pPr>
@@ -1347,7 +1349,7 @@
         </w:tc>
         <w:tc>
           <w:tcPr>
-            <w:tcW w:w="3224" w:type="dxa"/>
+            <w:tcW w:w="4889" w:type="dxa"/>
           </w:tcPr>
           <w:p>
             <w:pPr>
@@ -1360,6 +1362,7 @@
             <w:r>
               <w:rPr>
                 <w:rFonts w:ascii="Times New Roman" w:hAnsi="Times New Roman" w:cs="Times New Roman"/>
+                <w:noProof/>
                 <w:sz w:val="16"/>
                 <w:szCs w:val="16"/>
               </w:rPr>
@@ -1405,7 +1408,7 @@
       <w:tr>
         <w:tc>
           <w:tcPr>
-            <w:tcW w:w="1327" w:type="dxa"/>
+            <w:tcW w:w="732" w:type="dxa"/>
           </w:tcPr>
           <w:p>
             <w:pPr>
@@ -1422,13 +1425,14 @@
                 <w:sz w:val="16"/>
                 <w:szCs w:val="16"/>
               </w:rPr>
+              <w:lastRenderedPageBreak/>
               <w:t>3. Insertar un Socio</w:t>
             </w:r>
           </w:p>
         </w:tc>
         <w:tc>
           <w:tcPr>
-            <w:tcW w:w="2921" w:type="dxa"/>
+            <w:tcW w:w="1782" w:type="dxa"/>
           </w:tcPr>
           <w:p>
             <w:pPr>
@@ -1878,7 +1882,7 @@
         </w:tc>
         <w:tc>
           <w:tcPr>
-            <w:tcW w:w="1356" w:type="dxa"/>
+            <w:tcW w:w="1425" w:type="dxa"/>
           </w:tcPr>
           <w:p>
             <w:pPr>
@@ -1928,7 +1932,7 @@
         </w:tc>
         <w:tc>
           <w:tcPr>
-            <w:tcW w:w="3224" w:type="dxa"/>
+            <w:tcW w:w="4889" w:type="dxa"/>
           </w:tcPr>
           <w:p>
             <w:pPr>
@@ -1941,6 +1945,7 @@
             <w:r>
               <w:rPr>
                 <w:rFonts w:ascii="Times New Roman" w:hAnsi="Times New Roman" w:cs="Times New Roman"/>
+                <w:noProof/>
                 <w:sz w:val="16"/>
                 <w:szCs w:val="16"/>
               </w:rPr>
@@ -1986,7 +1991,7 @@
       <w:tr>
         <w:tc>
           <w:tcPr>
-            <w:tcW w:w="1327" w:type="dxa"/>
+            <w:tcW w:w="732" w:type="dxa"/>
           </w:tcPr>
           <w:p>
             <w:pPr>
@@ -2009,7 +2014,7 @@
         </w:tc>
         <w:tc>
           <w:tcPr>
-            <w:tcW w:w="2921" w:type="dxa"/>
+            <w:tcW w:w="1782" w:type="dxa"/>
           </w:tcPr>
           <w:p>
             <w:pPr>
@@ -2175,7 +2180,6 @@
                 <w:sz w:val="16"/>
                 <w:szCs w:val="16"/>
               </w:rPr>
-              <w:lastRenderedPageBreak/>
               <w:t xml:space="preserve">    WHERE LIB_TITULO LIKE </w:t>
             </w:r>
             <w:proofErr w:type="gramStart"/>
@@ -2254,7 +2258,7 @@
         </w:tc>
         <w:tc>
           <w:tcPr>
-            <w:tcW w:w="1356" w:type="dxa"/>
+            <w:tcW w:w="1425" w:type="dxa"/>
           </w:tcPr>
           <w:p>
             <w:pPr>
@@ -2270,7 +2274,6 @@
                 <w:sz w:val="16"/>
                 <w:szCs w:val="16"/>
               </w:rPr>
-              <w:lastRenderedPageBreak/>
               <w:t xml:space="preserve">CALL </w:t>
             </w:r>
             <w:proofErr w:type="spellStart"/>
@@ -2295,7 +2298,7 @@
         </w:tc>
         <w:tc>
           <w:tcPr>
-            <w:tcW w:w="3224" w:type="dxa"/>
+            <w:tcW w:w="4889" w:type="dxa"/>
           </w:tcPr>
           <w:p>
             <w:pPr>
@@ -2308,6 +2311,7 @@
             <w:r>
               <w:rPr>
                 <w:rFonts w:ascii="Times New Roman" w:hAnsi="Times New Roman" w:cs="Times New Roman"/>
+                <w:noProof/>
                 <w:sz w:val="16"/>
                 <w:szCs w:val="16"/>
               </w:rPr>
@@ -2353,7 +2357,7 @@
       <w:tr>
         <w:tc>
           <w:tcPr>
-            <w:tcW w:w="1327" w:type="dxa"/>
+            <w:tcW w:w="732" w:type="dxa"/>
           </w:tcPr>
           <w:p>
             <w:pPr>
@@ -2376,7 +2380,7 @@
         </w:tc>
         <w:tc>
           <w:tcPr>
-            <w:tcW w:w="2921" w:type="dxa"/>
+            <w:tcW w:w="1782" w:type="dxa"/>
           </w:tcPr>
           <w:p>
             <w:pPr>
@@ -2622,7 +2626,16 @@
                 <w:sz w:val="16"/>
                 <w:szCs w:val="16"/>
               </w:rPr>
-              <w:t xml:space="preserve">    SET SOC_DIRECCION = </w:t>
+              <w:t xml:space="preserve">    SET SOC_DIRECCI</w:t>
+            </w:r>
+            <w:r>
+              <w:rPr>
+                <w:rFonts w:ascii="Times New Roman" w:hAnsi="Times New Roman" w:cs="Times New Roman"/>
+                <w:sz w:val="16"/>
+                <w:szCs w:val="16"/>
+              </w:rPr>
+              <w:lastRenderedPageBreak/>
+              <w:t xml:space="preserve">ON = </w:t>
             </w:r>
             <w:proofErr w:type="spellStart"/>
             <w:r>
@@ -2727,7 +2740,7 @@
         </w:tc>
         <w:tc>
           <w:tcPr>
-            <w:tcW w:w="1356" w:type="dxa"/>
+            <w:tcW w:w="1425" w:type="dxa"/>
           </w:tcPr>
           <w:p>
             <w:pPr>
@@ -2743,6 +2756,7 @@
                 <w:sz w:val="16"/>
                 <w:szCs w:val="16"/>
               </w:rPr>
+              <w:lastRenderedPageBreak/>
               <w:t xml:space="preserve">CALL </w:t>
             </w:r>
             <w:proofErr w:type="spellStart"/>
@@ -2777,7 +2791,7 @@
         </w:tc>
         <w:tc>
           <w:tcPr>
-            <w:tcW w:w="3224" w:type="dxa"/>
+            <w:tcW w:w="4889" w:type="dxa"/>
           </w:tcPr>
           <w:p>
             <w:pPr>
@@ -2790,6 +2804,7 @@
             <w:r>
               <w:rPr>
                 <w:rFonts w:ascii="Times New Roman" w:hAnsi="Times New Roman" w:cs="Times New Roman"/>
+                <w:noProof/>
                 <w:sz w:val="16"/>
                 <w:szCs w:val="16"/>
               </w:rPr>
@@ -2835,7 +2850,7 @@
       <w:tr>
         <w:tc>
           <w:tcPr>
-            <w:tcW w:w="1327" w:type="dxa"/>
+            <w:tcW w:w="732" w:type="dxa"/>
           </w:tcPr>
           <w:p>
             <w:pPr>
@@ -2858,7 +2873,7 @@
         </w:tc>
         <w:tc>
           <w:tcPr>
-            <w:tcW w:w="2921" w:type="dxa"/>
+            <w:tcW w:w="1782" w:type="dxa"/>
           </w:tcPr>
           <w:p>
             <w:pPr>
@@ -3083,7 +3098,7 @@
         </w:tc>
         <w:tc>
           <w:tcPr>
-            <w:tcW w:w="1356" w:type="dxa"/>
+            <w:tcW w:w="1425" w:type="dxa"/>
           </w:tcPr>
           <w:p>
             <w:pPr>
@@ -3133,7 +3148,7 @@
         </w:tc>
         <w:tc>
           <w:tcPr>
-            <w:tcW w:w="3224" w:type="dxa"/>
+            <w:tcW w:w="4889" w:type="dxa"/>
           </w:tcPr>
           <w:p>
             <w:pPr>
@@ -3146,6 +3161,7 @@
             <w:r>
               <w:rPr>
                 <w:rFonts w:ascii="Times New Roman" w:hAnsi="Times New Roman" w:cs="Times New Roman"/>
+                <w:noProof/>
                 <w:sz w:val="16"/>
                 <w:szCs w:val="16"/>
               </w:rPr>
@@ -3191,7 +3207,7 @@
       <w:tr>
         <w:tc>
           <w:tcPr>
-            <w:tcW w:w="1327" w:type="dxa"/>
+            <w:tcW w:w="732" w:type="dxa"/>
           </w:tcPr>
           <w:p>
             <w:pPr>
@@ -3214,7 +3230,7 @@
         </w:tc>
         <w:tc>
           <w:tcPr>
-            <w:tcW w:w="2921" w:type="dxa"/>
+            <w:tcW w:w="1782" w:type="dxa"/>
           </w:tcPr>
           <w:p>
             <w:pPr>
@@ -3492,7 +3508,7 @@
         </w:tc>
         <w:tc>
           <w:tcPr>
-            <w:tcW w:w="1356" w:type="dxa"/>
+            <w:tcW w:w="1425" w:type="dxa"/>
           </w:tcPr>
           <w:p>
             <w:pPr>
@@ -3542,7 +3558,7 @@
         </w:tc>
         <w:tc>
           <w:tcPr>
-            <w:tcW w:w="3224" w:type="dxa"/>
+            <w:tcW w:w="4889" w:type="dxa"/>
           </w:tcPr>
           <w:p>
             <w:pPr>
@@ -3555,6 +3571,7 @@
             <w:r>
               <w:rPr>
                 <w:rFonts w:ascii="Times New Roman" w:hAnsi="Times New Roman" w:cs="Times New Roman"/>
+                <w:noProof/>
                 <w:sz w:val="16"/>
                 <w:szCs w:val="16"/>
               </w:rPr>
@@ -3600,7 +3617,7 @@
       <w:tr>
         <w:tc>
           <w:tcPr>
-            <w:tcW w:w="1327" w:type="dxa"/>
+            <w:tcW w:w="732" w:type="dxa"/>
           </w:tcPr>
           <w:p>
             <w:pPr>
@@ -3627,7 +3644,7 @@
         </w:tc>
         <w:tc>
           <w:tcPr>
-            <w:tcW w:w="2921" w:type="dxa"/>
+            <w:tcW w:w="1782" w:type="dxa"/>
           </w:tcPr>
           <w:p>
             <w:pPr>
@@ -3960,7 +3977,7 @@
         </w:tc>
         <w:tc>
           <w:tcPr>
-            <w:tcW w:w="1356" w:type="dxa"/>
+            <w:tcW w:w="1425" w:type="dxa"/>
           </w:tcPr>
           <w:p>
             <w:pPr>
@@ -4010,7 +4027,7 @@
         </w:tc>
         <w:tc>
           <w:tcPr>
-            <w:tcW w:w="3224" w:type="dxa"/>
+            <w:tcW w:w="4889" w:type="dxa"/>
           </w:tcPr>
           <w:p>
             <w:pPr>
@@ -4023,6 +4040,7 @@
             <w:r>
               <w:rPr>
                 <w:rFonts w:ascii="Times New Roman" w:hAnsi="Times New Roman" w:cs="Times New Roman"/>
+                <w:noProof/>
                 <w:sz w:val="16"/>
                 <w:szCs w:val="16"/>
               </w:rPr>
@@ -4065,6 +4083,3045 @@
           </w:p>
         </w:tc>
       </w:tr>
+      <w:tr>
+        <w:tc>
+          <w:tcPr>
+            <w:tcW w:w="732" w:type="dxa"/>
+          </w:tcPr>
+          <w:p>
+            <w:pPr>
+              <w:tabs>
+                <w:tab w:val="left" w:pos="678"/>
+              </w:tabs>
+              <w:jc w:val="center"/>
+              <w:rPr>
+                <w:rFonts w:ascii="Times New Roman" w:hAnsi="Times New Roman" w:cs="Times New Roman"/>
+                <w:sz w:val="16"/>
+                <w:szCs w:val="16"/>
+              </w:rPr>
+            </w:pPr>
+            <w:r>
+              <w:rPr>
+                <w:rFonts w:ascii="Times New Roman" w:hAnsi="Times New Roman" w:cs="Times New Roman"/>
+                <w:sz w:val="16"/>
+                <w:szCs w:val="16"/>
+              </w:rPr>
+              <w:t xml:space="preserve">6. Realizar </w:t>
+            </w:r>
+            <w:proofErr w:type="spellStart"/>
+            <w:r>
+              <w:rPr>
+                <w:rFonts w:ascii="Times New Roman" w:hAnsi="Times New Roman" w:cs="Times New Roman"/>
+                <w:sz w:val="16"/>
+                <w:szCs w:val="16"/>
+              </w:rPr>
+              <w:t>trigger</w:t>
+            </w:r>
+            <w:proofErr w:type="spellEnd"/>
+            <w:r>
+              <w:rPr>
+                <w:rFonts w:ascii="Times New Roman" w:hAnsi="Times New Roman" w:cs="Times New Roman"/>
+                <w:sz w:val="16"/>
+                <w:szCs w:val="16"/>
+              </w:rPr>
+              <w:t xml:space="preserve"> de auditoria para la tabla autor en donde se registren las actualizaciones</w:t>
+            </w:r>
+          </w:p>
+        </w:tc>
+        <w:tc>
+          <w:tcPr>
+            <w:tcW w:w="1782" w:type="dxa"/>
+          </w:tcPr>
+          <w:p>
+            <w:pPr>
+              <w:rPr>
+                <w:rFonts w:ascii="Times New Roman" w:hAnsi="Times New Roman" w:cs="Times New Roman"/>
+                <w:sz w:val="16"/>
+                <w:szCs w:val="16"/>
+              </w:rPr>
+            </w:pPr>
+            <w:r>
+              <w:rPr>
+                <w:rFonts w:ascii="Times New Roman" w:hAnsi="Times New Roman" w:cs="Times New Roman"/>
+                <w:sz w:val="16"/>
+                <w:szCs w:val="16"/>
+              </w:rPr>
+              <w:t xml:space="preserve">DROP TRIGGER IF EXISTS </w:t>
+            </w:r>
+            <w:proofErr w:type="spellStart"/>
+            <w:r>
+              <w:rPr>
+                <w:rFonts w:ascii="Times New Roman" w:hAnsi="Times New Roman" w:cs="Times New Roman"/>
+                <w:sz w:val="16"/>
+                <w:szCs w:val="16"/>
+              </w:rPr>
+              <w:t>autor_after_update</w:t>
+            </w:r>
+            <w:proofErr w:type="spellEnd"/>
+            <w:r>
+              <w:rPr>
+                <w:rFonts w:ascii="Times New Roman" w:hAnsi="Times New Roman" w:cs="Times New Roman"/>
+                <w:sz w:val="16"/>
+                <w:szCs w:val="16"/>
+              </w:rPr>
+              <w:t>;</w:t>
+            </w:r>
+          </w:p>
+          <w:p>
+            <w:pPr>
+              <w:rPr>
+                <w:rFonts w:ascii="Times New Roman" w:hAnsi="Times New Roman" w:cs="Times New Roman"/>
+                <w:sz w:val="16"/>
+                <w:szCs w:val="16"/>
+              </w:rPr>
+            </w:pPr>
+            <w:r>
+              <w:rPr>
+                <w:rFonts w:ascii="Times New Roman" w:hAnsi="Times New Roman" w:cs="Times New Roman"/>
+                <w:sz w:val="16"/>
+                <w:szCs w:val="16"/>
+              </w:rPr>
+              <w:t>DELIMITER $$</w:t>
+            </w:r>
+          </w:p>
+          <w:p>
+            <w:pPr>
+              <w:rPr>
+                <w:rFonts w:ascii="Times New Roman" w:hAnsi="Times New Roman" w:cs="Times New Roman"/>
+                <w:sz w:val="16"/>
+                <w:szCs w:val="16"/>
+              </w:rPr>
+            </w:pPr>
+          </w:p>
+          <w:p>
+            <w:pPr>
+              <w:rPr>
+                <w:rFonts w:ascii="Times New Roman" w:hAnsi="Times New Roman" w:cs="Times New Roman"/>
+                <w:sz w:val="16"/>
+                <w:szCs w:val="16"/>
+              </w:rPr>
+            </w:pPr>
+            <w:r>
+              <w:rPr>
+                <w:rFonts w:ascii="Times New Roman" w:hAnsi="Times New Roman" w:cs="Times New Roman"/>
+                <w:sz w:val="16"/>
+                <w:szCs w:val="16"/>
+              </w:rPr>
+              <w:t>CREATE TRIGGER `</w:t>
+            </w:r>
+            <w:proofErr w:type="spellStart"/>
+            <w:r>
+              <w:rPr>
+                <w:rFonts w:ascii="Times New Roman" w:hAnsi="Times New Roman" w:cs="Times New Roman"/>
+                <w:sz w:val="16"/>
+                <w:szCs w:val="16"/>
+              </w:rPr>
+              <w:t>autor_after_update</w:t>
+            </w:r>
+            <w:proofErr w:type="spellEnd"/>
+            <w:r>
+              <w:rPr>
+                <w:rFonts w:ascii="Times New Roman" w:hAnsi="Times New Roman" w:cs="Times New Roman"/>
+                <w:sz w:val="16"/>
+                <w:szCs w:val="16"/>
+              </w:rPr>
+              <w:t xml:space="preserve">` </w:t>
+            </w:r>
+          </w:p>
+          <w:p>
+            <w:pPr>
+              <w:rPr>
+                <w:rFonts w:ascii="Times New Roman" w:hAnsi="Times New Roman" w:cs="Times New Roman"/>
+                <w:sz w:val="16"/>
+                <w:szCs w:val="16"/>
+              </w:rPr>
+            </w:pPr>
+            <w:r>
+              <w:rPr>
+                <w:rFonts w:ascii="Times New Roman" w:hAnsi="Times New Roman" w:cs="Times New Roman"/>
+                <w:sz w:val="16"/>
+                <w:szCs w:val="16"/>
+              </w:rPr>
+              <w:t>AFTER UPDATE ON `</w:t>
+            </w:r>
+            <w:proofErr w:type="spellStart"/>
+            <w:r>
+              <w:rPr>
+                <w:rFonts w:ascii="Times New Roman" w:hAnsi="Times New Roman" w:cs="Times New Roman"/>
+                <w:sz w:val="16"/>
+                <w:szCs w:val="16"/>
+              </w:rPr>
+              <w:t>tabla_autor</w:t>
+            </w:r>
+            <w:proofErr w:type="spellEnd"/>
+            <w:r>
+              <w:rPr>
+                <w:rFonts w:ascii="Times New Roman" w:hAnsi="Times New Roman" w:cs="Times New Roman"/>
+                <w:sz w:val="16"/>
+                <w:szCs w:val="16"/>
+              </w:rPr>
+              <w:t xml:space="preserve">` </w:t>
+            </w:r>
+          </w:p>
+          <w:p>
+            <w:pPr>
+              <w:rPr>
+                <w:rFonts w:ascii="Times New Roman" w:hAnsi="Times New Roman" w:cs="Times New Roman"/>
+                <w:sz w:val="16"/>
+                <w:szCs w:val="16"/>
+              </w:rPr>
+            </w:pPr>
+            <w:r>
+              <w:rPr>
+                <w:rFonts w:ascii="Times New Roman" w:hAnsi="Times New Roman" w:cs="Times New Roman"/>
+                <w:sz w:val="16"/>
+                <w:szCs w:val="16"/>
+              </w:rPr>
+              <w:t xml:space="preserve">FOR EACH ROW </w:t>
+            </w:r>
+          </w:p>
+          <w:p>
+            <w:pPr>
+              <w:rPr>
+                <w:rFonts w:ascii="Times New Roman" w:hAnsi="Times New Roman" w:cs="Times New Roman"/>
+                <w:sz w:val="16"/>
+                <w:szCs w:val="16"/>
+              </w:rPr>
+            </w:pPr>
+            <w:r>
+              <w:rPr>
+                <w:rFonts w:ascii="Times New Roman" w:hAnsi="Times New Roman" w:cs="Times New Roman"/>
+                <w:sz w:val="16"/>
+                <w:szCs w:val="16"/>
+              </w:rPr>
+              <w:t>BEGIN</w:t>
+            </w:r>
+          </w:p>
+          <w:p>
+            <w:pPr>
+              <w:rPr>
+                <w:rFonts w:ascii="Times New Roman" w:hAnsi="Times New Roman" w:cs="Times New Roman"/>
+                <w:sz w:val="16"/>
+                <w:szCs w:val="16"/>
+              </w:rPr>
+            </w:pPr>
+            <w:r>
+              <w:rPr>
+                <w:rFonts w:ascii="Times New Roman" w:hAnsi="Times New Roman" w:cs="Times New Roman"/>
+                <w:sz w:val="16"/>
+                <w:szCs w:val="16"/>
+              </w:rPr>
+              <w:t xml:space="preserve">    INSERT INTO </w:t>
+            </w:r>
+            <w:proofErr w:type="spellStart"/>
+            <w:r>
+              <w:rPr>
+                <w:rFonts w:ascii="Times New Roman" w:hAnsi="Times New Roman" w:cs="Times New Roman"/>
+                <w:sz w:val="16"/>
+                <w:szCs w:val="16"/>
+              </w:rPr>
+              <w:t>audi_autor</w:t>
+            </w:r>
+            <w:proofErr w:type="spellEnd"/>
+            <w:r>
+              <w:rPr>
+                <w:rFonts w:ascii="Times New Roman" w:hAnsi="Times New Roman" w:cs="Times New Roman"/>
+                <w:sz w:val="16"/>
+                <w:szCs w:val="16"/>
+              </w:rPr>
+              <w:t xml:space="preserve"> (</w:t>
+            </w:r>
+          </w:p>
+          <w:p>
+            <w:pPr>
+              <w:rPr>
+                <w:rFonts w:ascii="Times New Roman" w:hAnsi="Times New Roman" w:cs="Times New Roman"/>
+                <w:sz w:val="16"/>
+                <w:szCs w:val="16"/>
+              </w:rPr>
+            </w:pPr>
+            <w:r>
+              <w:rPr>
+                <w:rFonts w:ascii="Times New Roman" w:hAnsi="Times New Roman" w:cs="Times New Roman"/>
+                <w:sz w:val="16"/>
+                <w:szCs w:val="16"/>
+              </w:rPr>
+              <w:t xml:space="preserve">        </w:t>
+            </w:r>
+            <w:proofErr w:type="spellStart"/>
+            <w:r>
+              <w:rPr>
+                <w:rFonts w:ascii="Times New Roman" w:hAnsi="Times New Roman" w:cs="Times New Roman"/>
+                <w:sz w:val="16"/>
+                <w:szCs w:val="16"/>
+              </w:rPr>
+              <w:t>autCodigo_audi</w:t>
+            </w:r>
+            <w:proofErr w:type="spellEnd"/>
+            <w:r>
+              <w:rPr>
+                <w:rFonts w:ascii="Times New Roman" w:hAnsi="Times New Roman" w:cs="Times New Roman"/>
+                <w:sz w:val="16"/>
+                <w:szCs w:val="16"/>
+              </w:rPr>
+              <w:t xml:space="preserve">, </w:t>
+            </w:r>
+          </w:p>
+          <w:p>
+            <w:pPr>
+              <w:rPr>
+                <w:rFonts w:ascii="Times New Roman" w:hAnsi="Times New Roman" w:cs="Times New Roman"/>
+                <w:sz w:val="16"/>
+                <w:szCs w:val="16"/>
+              </w:rPr>
+            </w:pPr>
+            <w:r>
+              <w:rPr>
+                <w:rFonts w:ascii="Times New Roman" w:hAnsi="Times New Roman" w:cs="Times New Roman"/>
+                <w:sz w:val="16"/>
+                <w:szCs w:val="16"/>
+              </w:rPr>
+              <w:t xml:space="preserve">        </w:t>
+            </w:r>
+            <w:proofErr w:type="spellStart"/>
+            <w:r>
+              <w:rPr>
+                <w:rFonts w:ascii="Times New Roman" w:hAnsi="Times New Roman" w:cs="Times New Roman"/>
+                <w:sz w:val="16"/>
+                <w:szCs w:val="16"/>
+              </w:rPr>
+              <w:t>autApellido_anterior</w:t>
+            </w:r>
+            <w:proofErr w:type="spellEnd"/>
+            <w:r>
+              <w:rPr>
+                <w:rFonts w:ascii="Times New Roman" w:hAnsi="Times New Roman" w:cs="Times New Roman"/>
+                <w:sz w:val="16"/>
+                <w:szCs w:val="16"/>
+              </w:rPr>
+              <w:t xml:space="preserve">, </w:t>
+            </w:r>
+          </w:p>
+          <w:p>
+            <w:pPr>
+              <w:rPr>
+                <w:rFonts w:ascii="Times New Roman" w:hAnsi="Times New Roman" w:cs="Times New Roman"/>
+                <w:sz w:val="16"/>
+                <w:szCs w:val="16"/>
+              </w:rPr>
+            </w:pPr>
+            <w:r>
+              <w:rPr>
+                <w:rFonts w:ascii="Times New Roman" w:hAnsi="Times New Roman" w:cs="Times New Roman"/>
+                <w:sz w:val="16"/>
+                <w:szCs w:val="16"/>
+              </w:rPr>
+              <w:t xml:space="preserve">        </w:t>
+            </w:r>
+            <w:proofErr w:type="spellStart"/>
+            <w:r>
+              <w:rPr>
+                <w:rFonts w:ascii="Times New Roman" w:hAnsi="Times New Roman" w:cs="Times New Roman"/>
+                <w:sz w:val="16"/>
+                <w:szCs w:val="16"/>
+              </w:rPr>
+              <w:t>autApellido_nuevo</w:t>
+            </w:r>
+            <w:proofErr w:type="spellEnd"/>
+            <w:r>
+              <w:rPr>
+                <w:rFonts w:ascii="Times New Roman" w:hAnsi="Times New Roman" w:cs="Times New Roman"/>
+                <w:sz w:val="16"/>
+                <w:szCs w:val="16"/>
+              </w:rPr>
+              <w:t xml:space="preserve">, </w:t>
+            </w:r>
+          </w:p>
+          <w:p>
+            <w:pPr>
+              <w:rPr>
+                <w:rFonts w:ascii="Times New Roman" w:hAnsi="Times New Roman" w:cs="Times New Roman"/>
+                <w:sz w:val="16"/>
+                <w:szCs w:val="16"/>
+              </w:rPr>
+            </w:pPr>
+            <w:r>
+              <w:rPr>
+                <w:rFonts w:ascii="Times New Roman" w:hAnsi="Times New Roman" w:cs="Times New Roman"/>
+                <w:sz w:val="16"/>
+                <w:szCs w:val="16"/>
+              </w:rPr>
+              <w:t xml:space="preserve">        </w:t>
+            </w:r>
+            <w:proofErr w:type="spellStart"/>
+            <w:r>
+              <w:rPr>
+                <w:rFonts w:ascii="Times New Roman" w:hAnsi="Times New Roman" w:cs="Times New Roman"/>
+                <w:sz w:val="16"/>
+                <w:szCs w:val="16"/>
+              </w:rPr>
+              <w:t>audi_fechaModificacion</w:t>
+            </w:r>
+            <w:proofErr w:type="spellEnd"/>
+            <w:r>
+              <w:rPr>
+                <w:rFonts w:ascii="Times New Roman" w:hAnsi="Times New Roman" w:cs="Times New Roman"/>
+                <w:sz w:val="16"/>
+                <w:szCs w:val="16"/>
+              </w:rPr>
+              <w:t xml:space="preserve">, </w:t>
+            </w:r>
+          </w:p>
+          <w:p>
+            <w:pPr>
+              <w:rPr>
+                <w:rFonts w:ascii="Times New Roman" w:hAnsi="Times New Roman" w:cs="Times New Roman"/>
+                <w:sz w:val="16"/>
+                <w:szCs w:val="16"/>
+              </w:rPr>
+            </w:pPr>
+            <w:r>
+              <w:rPr>
+                <w:rFonts w:ascii="Times New Roman" w:hAnsi="Times New Roman" w:cs="Times New Roman"/>
+                <w:sz w:val="16"/>
+                <w:szCs w:val="16"/>
+              </w:rPr>
+              <w:t xml:space="preserve">        </w:t>
+            </w:r>
+            <w:proofErr w:type="spellStart"/>
+            <w:r>
+              <w:rPr>
+                <w:rFonts w:ascii="Times New Roman" w:hAnsi="Times New Roman" w:cs="Times New Roman"/>
+                <w:sz w:val="16"/>
+                <w:szCs w:val="16"/>
+              </w:rPr>
+              <w:t>audi_usuario</w:t>
+            </w:r>
+            <w:proofErr w:type="spellEnd"/>
+            <w:r>
+              <w:rPr>
+                <w:rFonts w:ascii="Times New Roman" w:hAnsi="Times New Roman" w:cs="Times New Roman"/>
+                <w:sz w:val="16"/>
+                <w:szCs w:val="16"/>
+              </w:rPr>
+              <w:t xml:space="preserve">, </w:t>
+            </w:r>
+          </w:p>
+          <w:p>
+            <w:pPr>
+              <w:rPr>
+                <w:rFonts w:ascii="Times New Roman" w:hAnsi="Times New Roman" w:cs="Times New Roman"/>
+                <w:sz w:val="16"/>
+                <w:szCs w:val="16"/>
+              </w:rPr>
+            </w:pPr>
+            <w:r>
+              <w:rPr>
+                <w:rFonts w:ascii="Times New Roman" w:hAnsi="Times New Roman" w:cs="Times New Roman"/>
+                <w:sz w:val="16"/>
+                <w:szCs w:val="16"/>
+              </w:rPr>
+              <w:t xml:space="preserve">        </w:t>
+            </w:r>
+            <w:proofErr w:type="spellStart"/>
+            <w:r>
+              <w:rPr>
+                <w:rFonts w:ascii="Times New Roman" w:hAnsi="Times New Roman" w:cs="Times New Roman"/>
+                <w:sz w:val="16"/>
+                <w:szCs w:val="16"/>
+              </w:rPr>
+              <w:t>audi_accion</w:t>
+            </w:r>
+            <w:proofErr w:type="spellEnd"/>
+          </w:p>
+          <w:p>
+            <w:pPr>
+              <w:rPr>
+                <w:rFonts w:ascii="Times New Roman" w:hAnsi="Times New Roman" w:cs="Times New Roman"/>
+                <w:sz w:val="16"/>
+                <w:szCs w:val="16"/>
+              </w:rPr>
+            </w:pPr>
+            <w:r>
+              <w:rPr>
+                <w:rFonts w:ascii="Times New Roman" w:hAnsi="Times New Roman" w:cs="Times New Roman"/>
+                <w:sz w:val="16"/>
+                <w:szCs w:val="16"/>
+              </w:rPr>
+              <w:t xml:space="preserve">    )</w:t>
+            </w:r>
+          </w:p>
+          <w:p>
+            <w:pPr>
+              <w:rPr>
+                <w:rFonts w:ascii="Times New Roman" w:hAnsi="Times New Roman" w:cs="Times New Roman"/>
+                <w:sz w:val="16"/>
+                <w:szCs w:val="16"/>
+              </w:rPr>
+            </w:pPr>
+            <w:r>
+              <w:rPr>
+                <w:rFonts w:ascii="Times New Roman" w:hAnsi="Times New Roman" w:cs="Times New Roman"/>
+                <w:sz w:val="16"/>
+                <w:szCs w:val="16"/>
+              </w:rPr>
+              <w:t xml:space="preserve">    VALUES (</w:t>
+            </w:r>
+          </w:p>
+          <w:p>
+            <w:pPr>
+              <w:rPr>
+                <w:rFonts w:ascii="Times New Roman" w:hAnsi="Times New Roman" w:cs="Times New Roman"/>
+                <w:sz w:val="16"/>
+                <w:szCs w:val="16"/>
+              </w:rPr>
+            </w:pPr>
+            <w:r>
+              <w:rPr>
+                <w:rFonts w:ascii="Times New Roman" w:hAnsi="Times New Roman" w:cs="Times New Roman"/>
+                <w:sz w:val="16"/>
+                <w:szCs w:val="16"/>
+              </w:rPr>
+              <w:lastRenderedPageBreak/>
+              <w:t xml:space="preserve">        OLD.AUT_CODIGO, </w:t>
+            </w:r>
+          </w:p>
+          <w:p>
+            <w:pPr>
+              <w:rPr>
+                <w:rFonts w:ascii="Times New Roman" w:hAnsi="Times New Roman" w:cs="Times New Roman"/>
+                <w:sz w:val="16"/>
+                <w:szCs w:val="16"/>
+              </w:rPr>
+            </w:pPr>
+            <w:r>
+              <w:rPr>
+                <w:rFonts w:ascii="Times New Roman" w:hAnsi="Times New Roman" w:cs="Times New Roman"/>
+                <w:sz w:val="16"/>
+                <w:szCs w:val="16"/>
+              </w:rPr>
+              <w:t xml:space="preserve">        OLD.AUT_APELLIDO, </w:t>
+            </w:r>
+          </w:p>
+          <w:p>
+            <w:pPr>
+              <w:rPr>
+                <w:rFonts w:ascii="Times New Roman" w:hAnsi="Times New Roman" w:cs="Times New Roman"/>
+                <w:sz w:val="16"/>
+                <w:szCs w:val="16"/>
+              </w:rPr>
+            </w:pPr>
+            <w:r>
+              <w:rPr>
+                <w:rFonts w:ascii="Times New Roman" w:hAnsi="Times New Roman" w:cs="Times New Roman"/>
+                <w:sz w:val="16"/>
+                <w:szCs w:val="16"/>
+              </w:rPr>
+              <w:t xml:space="preserve">        NEW.AUT_APELLIDO, </w:t>
+            </w:r>
+          </w:p>
+          <w:p>
+            <w:pPr>
+              <w:rPr>
+                <w:rFonts w:ascii="Times New Roman" w:hAnsi="Times New Roman" w:cs="Times New Roman"/>
+                <w:sz w:val="16"/>
+                <w:szCs w:val="16"/>
+              </w:rPr>
+            </w:pPr>
+            <w:r>
+              <w:rPr>
+                <w:rFonts w:ascii="Times New Roman" w:hAnsi="Times New Roman" w:cs="Times New Roman"/>
+                <w:sz w:val="16"/>
+                <w:szCs w:val="16"/>
+              </w:rPr>
+              <w:t xml:space="preserve">        </w:t>
+            </w:r>
+            <w:proofErr w:type="gramStart"/>
+            <w:r>
+              <w:rPr>
+                <w:rFonts w:ascii="Times New Roman" w:hAnsi="Times New Roman" w:cs="Times New Roman"/>
+                <w:sz w:val="16"/>
+                <w:szCs w:val="16"/>
+              </w:rPr>
+              <w:t>NOW(</w:t>
+            </w:r>
+            <w:proofErr w:type="gramEnd"/>
+            <w:r>
+              <w:rPr>
+                <w:rFonts w:ascii="Times New Roman" w:hAnsi="Times New Roman" w:cs="Times New Roman"/>
+                <w:sz w:val="16"/>
+                <w:szCs w:val="16"/>
+              </w:rPr>
+              <w:t xml:space="preserve">), </w:t>
+            </w:r>
+          </w:p>
+          <w:p>
+            <w:pPr>
+              <w:rPr>
+                <w:rFonts w:ascii="Times New Roman" w:hAnsi="Times New Roman" w:cs="Times New Roman"/>
+                <w:sz w:val="16"/>
+                <w:szCs w:val="16"/>
+              </w:rPr>
+            </w:pPr>
+            <w:r>
+              <w:rPr>
+                <w:rFonts w:ascii="Times New Roman" w:hAnsi="Times New Roman" w:cs="Times New Roman"/>
+                <w:sz w:val="16"/>
+                <w:szCs w:val="16"/>
+              </w:rPr>
+              <w:t xml:space="preserve">        CURRENT_</w:t>
+            </w:r>
+            <w:proofErr w:type="gramStart"/>
+            <w:r>
+              <w:rPr>
+                <w:rFonts w:ascii="Times New Roman" w:hAnsi="Times New Roman" w:cs="Times New Roman"/>
+                <w:sz w:val="16"/>
+                <w:szCs w:val="16"/>
+              </w:rPr>
+              <w:t>USER(</w:t>
+            </w:r>
+            <w:proofErr w:type="gramEnd"/>
+            <w:r>
+              <w:rPr>
+                <w:rFonts w:ascii="Times New Roman" w:hAnsi="Times New Roman" w:cs="Times New Roman"/>
+                <w:sz w:val="16"/>
+                <w:szCs w:val="16"/>
+              </w:rPr>
+              <w:t xml:space="preserve">), </w:t>
+            </w:r>
+          </w:p>
+          <w:p>
+            <w:pPr>
+              <w:rPr>
+                <w:rFonts w:ascii="Times New Roman" w:hAnsi="Times New Roman" w:cs="Times New Roman"/>
+                <w:sz w:val="16"/>
+                <w:szCs w:val="16"/>
+              </w:rPr>
+            </w:pPr>
+            <w:r>
+              <w:rPr>
+                <w:rFonts w:ascii="Times New Roman" w:hAnsi="Times New Roman" w:cs="Times New Roman"/>
+                <w:sz w:val="16"/>
+                <w:szCs w:val="16"/>
+              </w:rPr>
+              <w:t xml:space="preserve">        'Actualización de datos'</w:t>
+            </w:r>
+          </w:p>
+          <w:p>
+            <w:pPr>
+              <w:rPr>
+                <w:rFonts w:ascii="Times New Roman" w:hAnsi="Times New Roman" w:cs="Times New Roman"/>
+                <w:sz w:val="16"/>
+                <w:szCs w:val="16"/>
+              </w:rPr>
+            </w:pPr>
+            <w:r>
+              <w:rPr>
+                <w:rFonts w:ascii="Times New Roman" w:hAnsi="Times New Roman" w:cs="Times New Roman"/>
+                <w:sz w:val="16"/>
+                <w:szCs w:val="16"/>
+              </w:rPr>
+              <w:t xml:space="preserve">    );</w:t>
+            </w:r>
+          </w:p>
+          <w:p>
+            <w:pPr>
+              <w:rPr>
+                <w:rFonts w:ascii="Times New Roman" w:hAnsi="Times New Roman" w:cs="Times New Roman"/>
+                <w:sz w:val="16"/>
+                <w:szCs w:val="16"/>
+              </w:rPr>
+            </w:pPr>
+            <w:r>
+              <w:rPr>
+                <w:rFonts w:ascii="Times New Roman" w:hAnsi="Times New Roman" w:cs="Times New Roman"/>
+                <w:sz w:val="16"/>
+                <w:szCs w:val="16"/>
+              </w:rPr>
+              <w:t>END$$</w:t>
+            </w:r>
+          </w:p>
+        </w:tc>
+        <w:tc>
+          <w:tcPr>
+            <w:tcW w:w="1425" w:type="dxa"/>
+          </w:tcPr>
+          <w:p>
+            <w:pPr>
+              <w:rPr>
+                <w:rFonts w:ascii="Times New Roman" w:hAnsi="Times New Roman" w:cs="Times New Roman"/>
+                <w:sz w:val="16"/>
+                <w:szCs w:val="16"/>
+              </w:rPr>
+            </w:pPr>
+            <w:r>
+              <w:rPr>
+                <w:rFonts w:ascii="Times New Roman" w:hAnsi="Times New Roman" w:cs="Times New Roman"/>
+                <w:sz w:val="16"/>
+                <w:szCs w:val="16"/>
+              </w:rPr>
+              <w:lastRenderedPageBreak/>
+              <w:t>x</w:t>
+            </w:r>
+          </w:p>
+        </w:tc>
+        <w:tc>
+          <w:tcPr>
+            <w:tcW w:w="4889" w:type="dxa"/>
+          </w:tcPr>
+          <w:p>
+            <w:pPr>
+              <w:rPr>
+                <w:rFonts w:ascii="Times New Roman" w:hAnsi="Times New Roman" w:cs="Times New Roman"/>
+                <w:noProof/>
+                <w:sz w:val="16"/>
+                <w:szCs w:val="16"/>
+              </w:rPr>
+            </w:pPr>
+            <w:r>
+              <w:rPr>
+                <w:rFonts w:ascii="Times New Roman" w:hAnsi="Times New Roman" w:cs="Times New Roman"/>
+                <w:noProof/>
+                <w:sz w:val="16"/>
+                <w:szCs w:val="16"/>
+              </w:rPr>
+              <w:drawing>
+                <wp:inline distT="0" distB="0" distL="0" distR="0" wp14:anchorId="5171FD21" wp14:editId="1D08CCCF">
+                  <wp:extent cx="5612130" cy="1735455"/>
+                  <wp:effectExtent l="0" t="0" r="7620" b="0"/>
+                  <wp:docPr id="27703898" name="Imagen 1"/>
+                  <wp:cNvGraphicFramePr>
+                    <a:graphicFrameLocks xmlns:a="http://schemas.openxmlformats.org/drawingml/2006/main" noChangeAspect="1"/>
+                  </wp:cNvGraphicFramePr>
+                  <a:graphic xmlns:a="http://schemas.openxmlformats.org/drawingml/2006/main">
+                    <a:graphicData uri="http://schemas.openxmlformats.org/drawingml/2006/picture">
+                      <pic:pic xmlns:pic="http://schemas.openxmlformats.org/drawingml/2006/picture">
+                        <pic:nvPicPr>
+                          <pic:cNvPr id="27703898" name=""/>
+                          <pic:cNvPicPr/>
+                        </pic:nvPicPr>
+                        <pic:blipFill>
+                          <a:blip r:embed="rId14"/>
+                          <a:stretch>
+                            <a:fillRect/>
+                          </a:stretch>
+                        </pic:blipFill>
+                        <pic:spPr>
+                          <a:xfrm>
+                            <a:off x="0" y="0"/>
+                            <a:ext cx="5612130" cy="1735455"/>
+                          </a:xfrm>
+                          <a:prstGeom prst="rect">
+                            <a:avLst/>
+                          </a:prstGeom>
+                        </pic:spPr>
+                      </pic:pic>
+                    </a:graphicData>
+                  </a:graphic>
+                </wp:inline>
+              </w:drawing>
+            </w:r>
+          </w:p>
+        </w:tc>
+      </w:tr>
+      <w:tr>
+        <w:tc>
+          <w:tcPr>
+            <w:tcW w:w="732" w:type="dxa"/>
+          </w:tcPr>
+          <w:p>
+            <w:pPr>
+              <w:tabs>
+                <w:tab w:val="left" w:pos="678"/>
+              </w:tabs>
+              <w:jc w:val="center"/>
+              <w:rPr>
+                <w:rFonts w:ascii="Times New Roman" w:hAnsi="Times New Roman" w:cs="Times New Roman"/>
+                <w:sz w:val="16"/>
+                <w:szCs w:val="16"/>
+              </w:rPr>
+            </w:pPr>
+            <w:r>
+              <w:rPr>
+                <w:rFonts w:ascii="Times New Roman" w:hAnsi="Times New Roman" w:cs="Times New Roman"/>
+                <w:sz w:val="16"/>
+                <w:szCs w:val="16"/>
+              </w:rPr>
+              <w:t xml:space="preserve">7. Realizar </w:t>
+            </w:r>
+            <w:proofErr w:type="spellStart"/>
+            <w:r>
+              <w:rPr>
+                <w:rFonts w:ascii="Times New Roman" w:hAnsi="Times New Roman" w:cs="Times New Roman"/>
+                <w:sz w:val="16"/>
+                <w:szCs w:val="16"/>
+              </w:rPr>
+              <w:t>trigger</w:t>
+            </w:r>
+            <w:proofErr w:type="spellEnd"/>
+            <w:r>
+              <w:rPr>
+                <w:rFonts w:ascii="Times New Roman" w:hAnsi="Times New Roman" w:cs="Times New Roman"/>
+                <w:sz w:val="16"/>
+                <w:szCs w:val="16"/>
+              </w:rPr>
+              <w:t xml:space="preserve"> de auditoria para la tabla autor en donde se registren eliminaciones realizadas.</w:t>
+            </w:r>
+          </w:p>
+        </w:tc>
+        <w:tc>
+          <w:tcPr>
+            <w:tcW w:w="1782" w:type="dxa"/>
+          </w:tcPr>
+          <w:p>
+            <w:pPr>
+              <w:rPr>
+                <w:rFonts w:ascii="Times New Roman" w:hAnsi="Times New Roman" w:cs="Times New Roman"/>
+                <w:sz w:val="16"/>
+                <w:szCs w:val="16"/>
+              </w:rPr>
+            </w:pPr>
+            <w:r>
+              <w:rPr>
+                <w:rFonts w:ascii="Times New Roman" w:hAnsi="Times New Roman" w:cs="Times New Roman"/>
+                <w:sz w:val="16"/>
+                <w:szCs w:val="16"/>
+              </w:rPr>
+              <w:t>DELIMITER $$</w:t>
+            </w:r>
+          </w:p>
+          <w:p>
+            <w:pPr>
+              <w:rPr>
+                <w:rFonts w:ascii="Times New Roman" w:hAnsi="Times New Roman" w:cs="Times New Roman"/>
+                <w:sz w:val="16"/>
+                <w:szCs w:val="16"/>
+              </w:rPr>
+            </w:pPr>
+          </w:p>
+          <w:p>
+            <w:pPr>
+              <w:rPr>
+                <w:rFonts w:ascii="Times New Roman" w:hAnsi="Times New Roman" w:cs="Times New Roman"/>
+                <w:sz w:val="16"/>
+                <w:szCs w:val="16"/>
+              </w:rPr>
+            </w:pPr>
+            <w:r>
+              <w:rPr>
+                <w:rFonts w:ascii="Times New Roman" w:hAnsi="Times New Roman" w:cs="Times New Roman"/>
+                <w:sz w:val="16"/>
+                <w:szCs w:val="16"/>
+              </w:rPr>
+              <w:t xml:space="preserve">-- 1. Eliminar el </w:t>
+            </w:r>
+            <w:proofErr w:type="spellStart"/>
+            <w:r>
+              <w:rPr>
+                <w:rFonts w:ascii="Times New Roman" w:hAnsi="Times New Roman" w:cs="Times New Roman"/>
+                <w:sz w:val="16"/>
+                <w:szCs w:val="16"/>
+              </w:rPr>
+              <w:t>trigger</w:t>
+            </w:r>
+            <w:proofErr w:type="spellEnd"/>
+            <w:r>
+              <w:rPr>
+                <w:rFonts w:ascii="Times New Roman" w:hAnsi="Times New Roman" w:cs="Times New Roman"/>
+                <w:sz w:val="16"/>
+                <w:szCs w:val="16"/>
+              </w:rPr>
+              <w:t xml:space="preserve"> si ya existe para evitar errores de duplicidad</w:t>
+            </w:r>
+          </w:p>
+          <w:p>
+            <w:pPr>
+              <w:rPr>
+                <w:rFonts w:ascii="Times New Roman" w:hAnsi="Times New Roman" w:cs="Times New Roman"/>
+                <w:sz w:val="16"/>
+                <w:szCs w:val="16"/>
+              </w:rPr>
+            </w:pPr>
+            <w:r>
+              <w:rPr>
+                <w:rFonts w:ascii="Times New Roman" w:hAnsi="Times New Roman" w:cs="Times New Roman"/>
+                <w:sz w:val="16"/>
+                <w:szCs w:val="16"/>
+              </w:rPr>
+              <w:t xml:space="preserve">DROP TRIGGER IF EXISTS </w:t>
+            </w:r>
+            <w:proofErr w:type="spellStart"/>
+            <w:r>
+              <w:rPr>
+                <w:rFonts w:ascii="Times New Roman" w:hAnsi="Times New Roman" w:cs="Times New Roman"/>
+                <w:sz w:val="16"/>
+                <w:szCs w:val="16"/>
+              </w:rPr>
+              <w:t>autor_after_delete</w:t>
+            </w:r>
+            <w:proofErr w:type="spellEnd"/>
+            <w:r>
+              <w:rPr>
+                <w:rFonts w:ascii="Times New Roman" w:hAnsi="Times New Roman" w:cs="Times New Roman"/>
+                <w:sz w:val="16"/>
+                <w:szCs w:val="16"/>
+              </w:rPr>
+              <w:t>$$</w:t>
+            </w:r>
+          </w:p>
+          <w:p>
+            <w:pPr>
+              <w:rPr>
+                <w:rFonts w:ascii="Times New Roman" w:hAnsi="Times New Roman" w:cs="Times New Roman"/>
+                <w:sz w:val="16"/>
+                <w:szCs w:val="16"/>
+              </w:rPr>
+            </w:pPr>
+          </w:p>
+          <w:p>
+            <w:pPr>
+              <w:rPr>
+                <w:rFonts w:ascii="Times New Roman" w:hAnsi="Times New Roman" w:cs="Times New Roman"/>
+                <w:sz w:val="16"/>
+                <w:szCs w:val="16"/>
+              </w:rPr>
+            </w:pPr>
+            <w:r>
+              <w:rPr>
+                <w:rFonts w:ascii="Times New Roman" w:hAnsi="Times New Roman" w:cs="Times New Roman"/>
+                <w:sz w:val="16"/>
+                <w:szCs w:val="16"/>
+              </w:rPr>
+              <w:t xml:space="preserve">-- 2. Crear el </w:t>
+            </w:r>
+            <w:proofErr w:type="spellStart"/>
+            <w:r>
+              <w:rPr>
+                <w:rFonts w:ascii="Times New Roman" w:hAnsi="Times New Roman" w:cs="Times New Roman"/>
+                <w:sz w:val="16"/>
+                <w:szCs w:val="16"/>
+              </w:rPr>
+              <w:t>trigger</w:t>
+            </w:r>
+            <w:proofErr w:type="spellEnd"/>
+            <w:r>
+              <w:rPr>
+                <w:rFonts w:ascii="Times New Roman" w:hAnsi="Times New Roman" w:cs="Times New Roman"/>
+                <w:sz w:val="16"/>
+                <w:szCs w:val="16"/>
+              </w:rPr>
+              <w:t xml:space="preserve"> de auditoría para eliminaciones en </w:t>
+            </w:r>
+            <w:proofErr w:type="spellStart"/>
+            <w:r>
+              <w:rPr>
+                <w:rFonts w:ascii="Times New Roman" w:hAnsi="Times New Roman" w:cs="Times New Roman"/>
+                <w:sz w:val="16"/>
+                <w:szCs w:val="16"/>
+              </w:rPr>
+              <w:t>tabla_autor</w:t>
+            </w:r>
+            <w:proofErr w:type="spellEnd"/>
+          </w:p>
+          <w:p>
+            <w:pPr>
+              <w:rPr>
+                <w:rFonts w:ascii="Times New Roman" w:hAnsi="Times New Roman" w:cs="Times New Roman"/>
+                <w:sz w:val="16"/>
+                <w:szCs w:val="16"/>
+              </w:rPr>
+            </w:pPr>
+            <w:r>
+              <w:rPr>
+                <w:rFonts w:ascii="Times New Roman" w:hAnsi="Times New Roman" w:cs="Times New Roman"/>
+                <w:sz w:val="16"/>
+                <w:szCs w:val="16"/>
+              </w:rPr>
+              <w:t>CREATE TRIGGER `</w:t>
+            </w:r>
+            <w:proofErr w:type="spellStart"/>
+            <w:r>
+              <w:rPr>
+                <w:rFonts w:ascii="Times New Roman" w:hAnsi="Times New Roman" w:cs="Times New Roman"/>
+                <w:sz w:val="16"/>
+                <w:szCs w:val="16"/>
+              </w:rPr>
+              <w:t>autor_after_delete</w:t>
+            </w:r>
+            <w:proofErr w:type="spellEnd"/>
+            <w:r>
+              <w:rPr>
+                <w:rFonts w:ascii="Times New Roman" w:hAnsi="Times New Roman" w:cs="Times New Roman"/>
+                <w:sz w:val="16"/>
+                <w:szCs w:val="16"/>
+              </w:rPr>
+              <w:t xml:space="preserve">` </w:t>
+            </w:r>
+          </w:p>
+          <w:p>
+            <w:pPr>
+              <w:rPr>
+                <w:rFonts w:ascii="Times New Roman" w:hAnsi="Times New Roman" w:cs="Times New Roman"/>
+                <w:sz w:val="16"/>
+                <w:szCs w:val="16"/>
+              </w:rPr>
+            </w:pPr>
+            <w:r>
+              <w:rPr>
+                <w:rFonts w:ascii="Times New Roman" w:hAnsi="Times New Roman" w:cs="Times New Roman"/>
+                <w:sz w:val="16"/>
+                <w:szCs w:val="16"/>
+              </w:rPr>
+              <w:t>AFTER DELETE ON `</w:t>
+            </w:r>
+            <w:proofErr w:type="spellStart"/>
+            <w:r>
+              <w:rPr>
+                <w:rFonts w:ascii="Times New Roman" w:hAnsi="Times New Roman" w:cs="Times New Roman"/>
+                <w:sz w:val="16"/>
+                <w:szCs w:val="16"/>
+              </w:rPr>
+              <w:t>tabla_autor</w:t>
+            </w:r>
+            <w:proofErr w:type="spellEnd"/>
+            <w:r>
+              <w:rPr>
+                <w:rFonts w:ascii="Times New Roman" w:hAnsi="Times New Roman" w:cs="Times New Roman"/>
+                <w:sz w:val="16"/>
+                <w:szCs w:val="16"/>
+              </w:rPr>
+              <w:t xml:space="preserve">` </w:t>
+            </w:r>
+          </w:p>
+          <w:p>
+            <w:pPr>
+              <w:rPr>
+                <w:rFonts w:ascii="Times New Roman" w:hAnsi="Times New Roman" w:cs="Times New Roman"/>
+                <w:sz w:val="16"/>
+                <w:szCs w:val="16"/>
+              </w:rPr>
+            </w:pPr>
+            <w:r>
+              <w:rPr>
+                <w:rFonts w:ascii="Times New Roman" w:hAnsi="Times New Roman" w:cs="Times New Roman"/>
+                <w:sz w:val="16"/>
+                <w:szCs w:val="16"/>
+              </w:rPr>
+              <w:t xml:space="preserve">FOR EACH ROW </w:t>
+            </w:r>
+          </w:p>
+          <w:p>
+            <w:pPr>
+              <w:rPr>
+                <w:rFonts w:ascii="Times New Roman" w:hAnsi="Times New Roman" w:cs="Times New Roman"/>
+                <w:sz w:val="16"/>
+                <w:szCs w:val="16"/>
+              </w:rPr>
+            </w:pPr>
+            <w:r>
+              <w:rPr>
+                <w:rFonts w:ascii="Times New Roman" w:hAnsi="Times New Roman" w:cs="Times New Roman"/>
+                <w:sz w:val="16"/>
+                <w:szCs w:val="16"/>
+              </w:rPr>
+              <w:t>BEGIN</w:t>
+            </w:r>
+          </w:p>
+          <w:p>
+            <w:pPr>
+              <w:rPr>
+                <w:rFonts w:ascii="Times New Roman" w:hAnsi="Times New Roman" w:cs="Times New Roman"/>
+                <w:sz w:val="16"/>
+                <w:szCs w:val="16"/>
+              </w:rPr>
+            </w:pPr>
+            <w:r>
+              <w:rPr>
+                <w:rFonts w:ascii="Times New Roman" w:hAnsi="Times New Roman" w:cs="Times New Roman"/>
+                <w:sz w:val="16"/>
+                <w:szCs w:val="16"/>
+              </w:rPr>
+              <w:t xml:space="preserve">    INSERT INTO </w:t>
+            </w:r>
+            <w:proofErr w:type="spellStart"/>
+            <w:r>
+              <w:rPr>
+                <w:rFonts w:ascii="Times New Roman" w:hAnsi="Times New Roman" w:cs="Times New Roman"/>
+                <w:sz w:val="16"/>
+                <w:szCs w:val="16"/>
+              </w:rPr>
+              <w:t>audi_autor</w:t>
+            </w:r>
+            <w:proofErr w:type="spellEnd"/>
+            <w:r>
+              <w:rPr>
+                <w:rFonts w:ascii="Times New Roman" w:hAnsi="Times New Roman" w:cs="Times New Roman"/>
+                <w:sz w:val="16"/>
+                <w:szCs w:val="16"/>
+              </w:rPr>
+              <w:t xml:space="preserve"> (</w:t>
+            </w:r>
+          </w:p>
+          <w:p>
+            <w:pPr>
+              <w:rPr>
+                <w:rFonts w:ascii="Times New Roman" w:hAnsi="Times New Roman" w:cs="Times New Roman"/>
+                <w:sz w:val="16"/>
+                <w:szCs w:val="16"/>
+              </w:rPr>
+            </w:pPr>
+            <w:r>
+              <w:rPr>
+                <w:rFonts w:ascii="Times New Roman" w:hAnsi="Times New Roman" w:cs="Times New Roman"/>
+                <w:sz w:val="16"/>
+                <w:szCs w:val="16"/>
+              </w:rPr>
+              <w:t xml:space="preserve">        </w:t>
+            </w:r>
+            <w:proofErr w:type="spellStart"/>
+            <w:r>
+              <w:rPr>
+                <w:rFonts w:ascii="Times New Roman" w:hAnsi="Times New Roman" w:cs="Times New Roman"/>
+                <w:sz w:val="16"/>
+                <w:szCs w:val="16"/>
+              </w:rPr>
+              <w:t>autCodigo_audi</w:t>
+            </w:r>
+            <w:proofErr w:type="spellEnd"/>
+            <w:r>
+              <w:rPr>
+                <w:rFonts w:ascii="Times New Roman" w:hAnsi="Times New Roman" w:cs="Times New Roman"/>
+                <w:sz w:val="16"/>
+                <w:szCs w:val="16"/>
+              </w:rPr>
+              <w:t xml:space="preserve">, </w:t>
+            </w:r>
+          </w:p>
+          <w:p>
+            <w:pPr>
+              <w:rPr>
+                <w:rFonts w:ascii="Times New Roman" w:hAnsi="Times New Roman" w:cs="Times New Roman"/>
+                <w:sz w:val="16"/>
+                <w:szCs w:val="16"/>
+              </w:rPr>
+            </w:pPr>
+            <w:r>
+              <w:rPr>
+                <w:rFonts w:ascii="Times New Roman" w:hAnsi="Times New Roman" w:cs="Times New Roman"/>
+                <w:sz w:val="16"/>
+                <w:szCs w:val="16"/>
+              </w:rPr>
+              <w:t xml:space="preserve">        </w:t>
+            </w:r>
+            <w:proofErr w:type="spellStart"/>
+            <w:r>
+              <w:rPr>
+                <w:rFonts w:ascii="Times New Roman" w:hAnsi="Times New Roman" w:cs="Times New Roman"/>
+                <w:sz w:val="16"/>
+                <w:szCs w:val="16"/>
+              </w:rPr>
+              <w:t>autApellido_anterior</w:t>
+            </w:r>
+            <w:proofErr w:type="spellEnd"/>
+            <w:r>
+              <w:rPr>
+                <w:rFonts w:ascii="Times New Roman" w:hAnsi="Times New Roman" w:cs="Times New Roman"/>
+                <w:sz w:val="16"/>
+                <w:szCs w:val="16"/>
+              </w:rPr>
+              <w:t xml:space="preserve">, </w:t>
+            </w:r>
+          </w:p>
+          <w:p>
+            <w:pPr>
+              <w:rPr>
+                <w:rFonts w:ascii="Times New Roman" w:hAnsi="Times New Roman" w:cs="Times New Roman"/>
+                <w:sz w:val="16"/>
+                <w:szCs w:val="16"/>
+              </w:rPr>
+            </w:pPr>
+            <w:r>
+              <w:rPr>
+                <w:rFonts w:ascii="Times New Roman" w:hAnsi="Times New Roman" w:cs="Times New Roman"/>
+                <w:sz w:val="16"/>
+                <w:szCs w:val="16"/>
+              </w:rPr>
+              <w:t xml:space="preserve">        </w:t>
+            </w:r>
+            <w:proofErr w:type="spellStart"/>
+            <w:r>
+              <w:rPr>
+                <w:rFonts w:ascii="Times New Roman" w:hAnsi="Times New Roman" w:cs="Times New Roman"/>
+                <w:sz w:val="16"/>
+                <w:szCs w:val="16"/>
+              </w:rPr>
+              <w:t>audi_fechaModificacion</w:t>
+            </w:r>
+            <w:proofErr w:type="spellEnd"/>
+            <w:r>
+              <w:rPr>
+                <w:rFonts w:ascii="Times New Roman" w:hAnsi="Times New Roman" w:cs="Times New Roman"/>
+                <w:sz w:val="16"/>
+                <w:szCs w:val="16"/>
+              </w:rPr>
+              <w:t xml:space="preserve">, </w:t>
+            </w:r>
+          </w:p>
+          <w:p>
+            <w:pPr>
+              <w:rPr>
+                <w:rFonts w:ascii="Times New Roman" w:hAnsi="Times New Roman" w:cs="Times New Roman"/>
+                <w:sz w:val="16"/>
+                <w:szCs w:val="16"/>
+              </w:rPr>
+            </w:pPr>
+            <w:r>
+              <w:rPr>
+                <w:rFonts w:ascii="Times New Roman" w:hAnsi="Times New Roman" w:cs="Times New Roman"/>
+                <w:sz w:val="16"/>
+                <w:szCs w:val="16"/>
+              </w:rPr>
+              <w:t xml:space="preserve">        </w:t>
+            </w:r>
+            <w:proofErr w:type="spellStart"/>
+            <w:r>
+              <w:rPr>
+                <w:rFonts w:ascii="Times New Roman" w:hAnsi="Times New Roman" w:cs="Times New Roman"/>
+                <w:sz w:val="16"/>
+                <w:szCs w:val="16"/>
+              </w:rPr>
+              <w:t>audi_usuario</w:t>
+            </w:r>
+            <w:proofErr w:type="spellEnd"/>
+            <w:r>
+              <w:rPr>
+                <w:rFonts w:ascii="Times New Roman" w:hAnsi="Times New Roman" w:cs="Times New Roman"/>
+                <w:sz w:val="16"/>
+                <w:szCs w:val="16"/>
+              </w:rPr>
+              <w:t xml:space="preserve">, </w:t>
+            </w:r>
+          </w:p>
+          <w:p>
+            <w:pPr>
+              <w:rPr>
+                <w:rFonts w:ascii="Times New Roman" w:hAnsi="Times New Roman" w:cs="Times New Roman"/>
+                <w:sz w:val="16"/>
+                <w:szCs w:val="16"/>
+              </w:rPr>
+            </w:pPr>
+            <w:r>
+              <w:rPr>
+                <w:rFonts w:ascii="Times New Roman" w:hAnsi="Times New Roman" w:cs="Times New Roman"/>
+                <w:sz w:val="16"/>
+                <w:szCs w:val="16"/>
+              </w:rPr>
+              <w:t xml:space="preserve">        </w:t>
+            </w:r>
+            <w:proofErr w:type="spellStart"/>
+            <w:r>
+              <w:rPr>
+                <w:rFonts w:ascii="Times New Roman" w:hAnsi="Times New Roman" w:cs="Times New Roman"/>
+                <w:sz w:val="16"/>
+                <w:szCs w:val="16"/>
+              </w:rPr>
+              <w:t>audi_accion</w:t>
+            </w:r>
+            <w:proofErr w:type="spellEnd"/>
+          </w:p>
+          <w:p>
+            <w:pPr>
+              <w:rPr>
+                <w:rFonts w:ascii="Times New Roman" w:hAnsi="Times New Roman" w:cs="Times New Roman"/>
+                <w:sz w:val="16"/>
+                <w:szCs w:val="16"/>
+              </w:rPr>
+            </w:pPr>
+            <w:r>
+              <w:rPr>
+                <w:rFonts w:ascii="Times New Roman" w:hAnsi="Times New Roman" w:cs="Times New Roman"/>
+                <w:sz w:val="16"/>
+                <w:szCs w:val="16"/>
+              </w:rPr>
+              <w:t xml:space="preserve">    )</w:t>
+            </w:r>
+          </w:p>
+          <w:p>
+            <w:pPr>
+              <w:rPr>
+                <w:rFonts w:ascii="Times New Roman" w:hAnsi="Times New Roman" w:cs="Times New Roman"/>
+                <w:sz w:val="16"/>
+                <w:szCs w:val="16"/>
+              </w:rPr>
+            </w:pPr>
+            <w:r>
+              <w:rPr>
+                <w:rFonts w:ascii="Times New Roman" w:hAnsi="Times New Roman" w:cs="Times New Roman"/>
+                <w:sz w:val="16"/>
+                <w:szCs w:val="16"/>
+              </w:rPr>
+              <w:t xml:space="preserve">    VALUES (</w:t>
+            </w:r>
+          </w:p>
+          <w:p>
+            <w:pPr>
+              <w:rPr>
+                <w:rFonts w:ascii="Times New Roman" w:hAnsi="Times New Roman" w:cs="Times New Roman"/>
+                <w:sz w:val="16"/>
+                <w:szCs w:val="16"/>
+              </w:rPr>
+            </w:pPr>
+            <w:r>
+              <w:rPr>
+                <w:rFonts w:ascii="Times New Roman" w:hAnsi="Times New Roman" w:cs="Times New Roman"/>
+                <w:sz w:val="16"/>
+                <w:szCs w:val="16"/>
+              </w:rPr>
+              <w:t xml:space="preserve">        OLD.AUT_CODIGO, </w:t>
+            </w:r>
+          </w:p>
+          <w:p>
+            <w:pPr>
+              <w:rPr>
+                <w:rFonts w:ascii="Times New Roman" w:hAnsi="Times New Roman" w:cs="Times New Roman"/>
+                <w:sz w:val="16"/>
+                <w:szCs w:val="16"/>
+              </w:rPr>
+            </w:pPr>
+            <w:r>
+              <w:rPr>
+                <w:rFonts w:ascii="Times New Roman" w:hAnsi="Times New Roman" w:cs="Times New Roman"/>
+                <w:sz w:val="16"/>
+                <w:szCs w:val="16"/>
+              </w:rPr>
+              <w:t xml:space="preserve">        OLD.AUT_APELLIDO, </w:t>
+            </w:r>
+          </w:p>
+          <w:p>
+            <w:pPr>
+              <w:rPr>
+                <w:rFonts w:ascii="Times New Roman" w:hAnsi="Times New Roman" w:cs="Times New Roman"/>
+                <w:sz w:val="16"/>
+                <w:szCs w:val="16"/>
+              </w:rPr>
+            </w:pPr>
+            <w:r>
+              <w:rPr>
+                <w:rFonts w:ascii="Times New Roman" w:hAnsi="Times New Roman" w:cs="Times New Roman"/>
+                <w:sz w:val="16"/>
+                <w:szCs w:val="16"/>
+              </w:rPr>
+              <w:t xml:space="preserve">        </w:t>
+            </w:r>
+            <w:proofErr w:type="gramStart"/>
+            <w:r>
+              <w:rPr>
+                <w:rFonts w:ascii="Times New Roman" w:hAnsi="Times New Roman" w:cs="Times New Roman"/>
+                <w:sz w:val="16"/>
+                <w:szCs w:val="16"/>
+              </w:rPr>
+              <w:t>NOW(</w:t>
+            </w:r>
+            <w:proofErr w:type="gramEnd"/>
+            <w:r>
+              <w:rPr>
+                <w:rFonts w:ascii="Times New Roman" w:hAnsi="Times New Roman" w:cs="Times New Roman"/>
+                <w:sz w:val="16"/>
+                <w:szCs w:val="16"/>
+              </w:rPr>
+              <w:t xml:space="preserve">), </w:t>
+            </w:r>
+          </w:p>
+          <w:p>
+            <w:pPr>
+              <w:rPr>
+                <w:rFonts w:ascii="Times New Roman" w:hAnsi="Times New Roman" w:cs="Times New Roman"/>
+                <w:sz w:val="16"/>
+                <w:szCs w:val="16"/>
+              </w:rPr>
+            </w:pPr>
+            <w:r>
+              <w:rPr>
+                <w:rFonts w:ascii="Times New Roman" w:hAnsi="Times New Roman" w:cs="Times New Roman"/>
+                <w:sz w:val="16"/>
+                <w:szCs w:val="16"/>
+              </w:rPr>
+              <w:lastRenderedPageBreak/>
+              <w:t xml:space="preserve">        CURRENT_</w:t>
+            </w:r>
+            <w:proofErr w:type="gramStart"/>
+            <w:r>
+              <w:rPr>
+                <w:rFonts w:ascii="Times New Roman" w:hAnsi="Times New Roman" w:cs="Times New Roman"/>
+                <w:sz w:val="16"/>
+                <w:szCs w:val="16"/>
+              </w:rPr>
+              <w:t>USER(</w:t>
+            </w:r>
+            <w:proofErr w:type="gramEnd"/>
+            <w:r>
+              <w:rPr>
+                <w:rFonts w:ascii="Times New Roman" w:hAnsi="Times New Roman" w:cs="Times New Roman"/>
+                <w:sz w:val="16"/>
+                <w:szCs w:val="16"/>
+              </w:rPr>
+              <w:t xml:space="preserve">), </w:t>
+            </w:r>
+          </w:p>
+          <w:p>
+            <w:pPr>
+              <w:rPr>
+                <w:rFonts w:ascii="Times New Roman" w:hAnsi="Times New Roman" w:cs="Times New Roman"/>
+                <w:sz w:val="16"/>
+                <w:szCs w:val="16"/>
+              </w:rPr>
+            </w:pPr>
+            <w:r>
+              <w:rPr>
+                <w:rFonts w:ascii="Times New Roman" w:hAnsi="Times New Roman" w:cs="Times New Roman"/>
+                <w:sz w:val="16"/>
+                <w:szCs w:val="16"/>
+              </w:rPr>
+              <w:t xml:space="preserve">        'Registro eliminado'</w:t>
+            </w:r>
+          </w:p>
+          <w:p>
+            <w:pPr>
+              <w:rPr>
+                <w:rFonts w:ascii="Times New Roman" w:hAnsi="Times New Roman" w:cs="Times New Roman"/>
+                <w:sz w:val="16"/>
+                <w:szCs w:val="16"/>
+              </w:rPr>
+            </w:pPr>
+            <w:r>
+              <w:rPr>
+                <w:rFonts w:ascii="Times New Roman" w:hAnsi="Times New Roman" w:cs="Times New Roman"/>
+                <w:sz w:val="16"/>
+                <w:szCs w:val="16"/>
+              </w:rPr>
+              <w:t xml:space="preserve">    );</w:t>
+            </w:r>
+          </w:p>
+          <w:p>
+            <w:pPr>
+              <w:rPr>
+                <w:rFonts w:ascii="Times New Roman" w:hAnsi="Times New Roman" w:cs="Times New Roman"/>
+                <w:sz w:val="16"/>
+                <w:szCs w:val="16"/>
+              </w:rPr>
+            </w:pPr>
+            <w:r>
+              <w:rPr>
+                <w:rFonts w:ascii="Times New Roman" w:hAnsi="Times New Roman" w:cs="Times New Roman"/>
+                <w:sz w:val="16"/>
+                <w:szCs w:val="16"/>
+              </w:rPr>
+              <w:t>END$$</w:t>
+            </w:r>
+          </w:p>
+          <w:p>
+            <w:pPr>
+              <w:rPr>
+                <w:rFonts w:ascii="Times New Roman" w:hAnsi="Times New Roman" w:cs="Times New Roman"/>
+                <w:sz w:val="16"/>
+                <w:szCs w:val="16"/>
+              </w:rPr>
+            </w:pPr>
+          </w:p>
+          <w:p>
+            <w:pPr>
+              <w:rPr>
+                <w:rFonts w:ascii="Times New Roman" w:hAnsi="Times New Roman" w:cs="Times New Roman"/>
+                <w:sz w:val="16"/>
+                <w:szCs w:val="16"/>
+              </w:rPr>
+            </w:pPr>
+            <w:proofErr w:type="gramStart"/>
+            <w:r>
+              <w:rPr>
+                <w:rFonts w:ascii="Times New Roman" w:hAnsi="Times New Roman" w:cs="Times New Roman"/>
+                <w:sz w:val="16"/>
+                <w:szCs w:val="16"/>
+              </w:rPr>
+              <w:t>DELIMITER ;</w:t>
+            </w:r>
+            <w:proofErr w:type="gramEnd"/>
+          </w:p>
+        </w:tc>
+        <w:tc>
+          <w:tcPr>
+            <w:tcW w:w="1425" w:type="dxa"/>
+          </w:tcPr>
+          <w:p>
+            <w:pPr>
+              <w:rPr>
+                <w:rFonts w:ascii="Times New Roman" w:hAnsi="Times New Roman" w:cs="Times New Roman"/>
+                <w:sz w:val="16"/>
+                <w:szCs w:val="16"/>
+              </w:rPr>
+            </w:pPr>
+            <w:r>
+              <w:rPr>
+                <w:rFonts w:ascii="Times New Roman" w:hAnsi="Times New Roman" w:cs="Times New Roman"/>
+                <w:sz w:val="16"/>
+                <w:szCs w:val="16"/>
+              </w:rPr>
+              <w:lastRenderedPageBreak/>
+              <w:t>x</w:t>
+            </w:r>
+          </w:p>
+        </w:tc>
+        <w:tc>
+          <w:tcPr>
+            <w:tcW w:w="4889" w:type="dxa"/>
+          </w:tcPr>
+          <w:p>
+            <w:pPr>
+              <w:rPr>
+                <w:rFonts w:ascii="Times New Roman" w:hAnsi="Times New Roman" w:cs="Times New Roman"/>
+                <w:noProof/>
+                <w:sz w:val="16"/>
+                <w:szCs w:val="16"/>
+              </w:rPr>
+            </w:pPr>
+            <w:r>
+              <w:rPr>
+                <w:rFonts w:ascii="Times New Roman" w:hAnsi="Times New Roman" w:cs="Times New Roman"/>
+                <w:noProof/>
+                <w:sz w:val="16"/>
+                <w:szCs w:val="16"/>
+              </w:rPr>
+              <w:drawing>
+                <wp:inline distT="0" distB="0" distL="0" distR="0" wp14:anchorId="34A3CDC5" wp14:editId="0B19D9E8">
+                  <wp:extent cx="5612130" cy="1774190"/>
+                  <wp:effectExtent l="0" t="0" r="7620" b="0"/>
+                  <wp:docPr id="1298142624" name="Imagen 1"/>
+                  <wp:cNvGraphicFramePr>
+                    <a:graphicFrameLocks xmlns:a="http://schemas.openxmlformats.org/drawingml/2006/main" noChangeAspect="1"/>
+                  </wp:cNvGraphicFramePr>
+                  <a:graphic xmlns:a="http://schemas.openxmlformats.org/drawingml/2006/main">
+                    <a:graphicData uri="http://schemas.openxmlformats.org/drawingml/2006/picture">
+                      <pic:pic xmlns:pic="http://schemas.openxmlformats.org/drawingml/2006/picture">
+                        <pic:nvPicPr>
+                          <pic:cNvPr id="1298142624" name=""/>
+                          <pic:cNvPicPr/>
+                        </pic:nvPicPr>
+                        <pic:blipFill>
+                          <a:blip r:embed="rId15"/>
+                          <a:stretch>
+                            <a:fillRect/>
+                          </a:stretch>
+                        </pic:blipFill>
+                        <pic:spPr>
+                          <a:xfrm>
+                            <a:off x="0" y="0"/>
+                            <a:ext cx="5612130" cy="1774190"/>
+                          </a:xfrm>
+                          <a:prstGeom prst="rect">
+                            <a:avLst/>
+                          </a:prstGeom>
+                        </pic:spPr>
+                      </pic:pic>
+                    </a:graphicData>
+                  </a:graphic>
+                </wp:inline>
+              </w:drawing>
+            </w:r>
+          </w:p>
+        </w:tc>
+      </w:tr>
+      <w:tr>
+        <w:tc>
+          <w:tcPr>
+            <w:tcW w:w="732" w:type="dxa"/>
+          </w:tcPr>
+          <w:p>
+            <w:pPr>
+              <w:tabs>
+                <w:tab w:val="left" w:pos="678"/>
+              </w:tabs>
+              <w:jc w:val="center"/>
+              <w:rPr>
+                <w:rFonts w:ascii="Times New Roman" w:hAnsi="Times New Roman" w:cs="Times New Roman"/>
+                <w:sz w:val="16"/>
+                <w:szCs w:val="16"/>
+              </w:rPr>
+            </w:pPr>
+            <w:r>
+              <w:rPr>
+                <w:rFonts w:ascii="Times New Roman" w:hAnsi="Times New Roman" w:cs="Times New Roman"/>
+                <w:sz w:val="16"/>
+                <w:szCs w:val="16"/>
+              </w:rPr>
+              <w:t xml:space="preserve">1. Evento para eliminar </w:t>
+            </w:r>
+            <w:proofErr w:type="spellStart"/>
+            <w:r>
+              <w:rPr>
+                <w:rFonts w:ascii="Times New Roman" w:hAnsi="Times New Roman" w:cs="Times New Roman"/>
+                <w:sz w:val="16"/>
+                <w:szCs w:val="16"/>
+              </w:rPr>
+              <w:t>prestamos</w:t>
+            </w:r>
+            <w:proofErr w:type="spellEnd"/>
+            <w:r>
+              <w:rPr>
+                <w:rFonts w:ascii="Times New Roman" w:hAnsi="Times New Roman" w:cs="Times New Roman"/>
+                <w:sz w:val="16"/>
+                <w:szCs w:val="16"/>
+              </w:rPr>
+              <w:t xml:space="preserve">. *Agregar </w:t>
+            </w:r>
+            <w:proofErr w:type="spellStart"/>
+            <w:r>
+              <w:rPr>
+                <w:rFonts w:ascii="Times New Roman" w:hAnsi="Times New Roman" w:cs="Times New Roman"/>
+                <w:sz w:val="16"/>
+                <w:szCs w:val="16"/>
+              </w:rPr>
+              <w:t>start</w:t>
+            </w:r>
+            <w:proofErr w:type="spellEnd"/>
+            <w:r>
+              <w:rPr>
+                <w:rFonts w:ascii="Times New Roman" w:hAnsi="Times New Roman" w:cs="Times New Roman"/>
+                <w:sz w:val="16"/>
+                <w:szCs w:val="16"/>
+              </w:rPr>
+              <w:t xml:space="preserve"> y </w:t>
+            </w:r>
+            <w:proofErr w:type="spellStart"/>
+            <w:r>
+              <w:rPr>
+                <w:rFonts w:ascii="Times New Roman" w:hAnsi="Times New Roman" w:cs="Times New Roman"/>
+                <w:sz w:val="16"/>
+                <w:szCs w:val="16"/>
+              </w:rPr>
+              <w:t>ends</w:t>
+            </w:r>
+            <w:proofErr w:type="spellEnd"/>
+            <w:r>
+              <w:rPr>
+                <w:rFonts w:ascii="Times New Roman" w:hAnsi="Times New Roman" w:cs="Times New Roman"/>
+                <w:sz w:val="16"/>
+                <w:szCs w:val="16"/>
+              </w:rPr>
+              <w:t xml:space="preserve"> al evento.</w:t>
+            </w:r>
+          </w:p>
+        </w:tc>
+        <w:tc>
+          <w:tcPr>
+            <w:tcW w:w="1782" w:type="dxa"/>
+          </w:tcPr>
+          <w:p>
+            <w:pPr>
+              <w:rPr>
+                <w:rFonts w:ascii="Times New Roman" w:hAnsi="Times New Roman" w:cs="Times New Roman"/>
+                <w:sz w:val="16"/>
+                <w:szCs w:val="16"/>
+              </w:rPr>
+            </w:pPr>
+            <w:r>
+              <w:rPr>
+                <w:rFonts w:ascii="Times New Roman" w:hAnsi="Times New Roman" w:cs="Times New Roman"/>
+                <w:sz w:val="16"/>
+                <w:szCs w:val="16"/>
+              </w:rPr>
+              <w:t>DELIMITER $$</w:t>
+            </w:r>
+          </w:p>
+          <w:p>
+            <w:pPr>
+              <w:rPr>
+                <w:rFonts w:ascii="Times New Roman" w:hAnsi="Times New Roman" w:cs="Times New Roman"/>
+                <w:sz w:val="16"/>
+                <w:szCs w:val="16"/>
+              </w:rPr>
+            </w:pPr>
+          </w:p>
+          <w:p>
+            <w:pPr>
+              <w:rPr>
+                <w:rFonts w:ascii="Times New Roman" w:hAnsi="Times New Roman" w:cs="Times New Roman"/>
+                <w:sz w:val="16"/>
+                <w:szCs w:val="16"/>
+              </w:rPr>
+            </w:pPr>
+            <w:r>
+              <w:rPr>
+                <w:rFonts w:ascii="Times New Roman" w:hAnsi="Times New Roman" w:cs="Times New Roman"/>
+                <w:sz w:val="16"/>
+                <w:szCs w:val="16"/>
+              </w:rPr>
+              <w:t xml:space="preserve">DROP EVENT IF EXISTS </w:t>
+            </w:r>
+            <w:proofErr w:type="spellStart"/>
+            <w:r>
+              <w:rPr>
+                <w:rFonts w:ascii="Times New Roman" w:hAnsi="Times New Roman" w:cs="Times New Roman"/>
+                <w:sz w:val="16"/>
+                <w:szCs w:val="16"/>
+              </w:rPr>
+              <w:t>anual_eliminar_prestamos</w:t>
+            </w:r>
+            <w:proofErr w:type="spellEnd"/>
+            <w:r>
+              <w:rPr>
+                <w:rFonts w:ascii="Times New Roman" w:hAnsi="Times New Roman" w:cs="Times New Roman"/>
+                <w:sz w:val="16"/>
+                <w:szCs w:val="16"/>
+              </w:rPr>
+              <w:t>$$</w:t>
+            </w:r>
+          </w:p>
+          <w:p>
+            <w:pPr>
+              <w:rPr>
+                <w:rFonts w:ascii="Times New Roman" w:hAnsi="Times New Roman" w:cs="Times New Roman"/>
+                <w:sz w:val="16"/>
+                <w:szCs w:val="16"/>
+              </w:rPr>
+            </w:pPr>
+          </w:p>
+          <w:p>
+            <w:pPr>
+              <w:rPr>
+                <w:rFonts w:ascii="Times New Roman" w:hAnsi="Times New Roman" w:cs="Times New Roman"/>
+                <w:sz w:val="16"/>
+                <w:szCs w:val="16"/>
+              </w:rPr>
+            </w:pPr>
+            <w:r>
+              <w:rPr>
+                <w:rFonts w:ascii="Times New Roman" w:hAnsi="Times New Roman" w:cs="Times New Roman"/>
+                <w:sz w:val="16"/>
+                <w:szCs w:val="16"/>
+              </w:rPr>
+              <w:t xml:space="preserve">CREATE EVENT </w:t>
+            </w:r>
+            <w:proofErr w:type="spellStart"/>
+            <w:r>
+              <w:rPr>
+                <w:rFonts w:ascii="Times New Roman" w:hAnsi="Times New Roman" w:cs="Times New Roman"/>
+                <w:sz w:val="16"/>
+                <w:szCs w:val="16"/>
+              </w:rPr>
+              <w:t>anual_eliminar_prestamos</w:t>
+            </w:r>
+            <w:proofErr w:type="spellEnd"/>
+            <w:r>
+              <w:rPr>
+                <w:rFonts w:ascii="Times New Roman" w:hAnsi="Times New Roman" w:cs="Times New Roman"/>
+                <w:sz w:val="16"/>
+                <w:szCs w:val="16"/>
+              </w:rPr>
+              <w:t xml:space="preserve"> </w:t>
+            </w:r>
+          </w:p>
+          <w:p>
+            <w:pPr>
+              <w:rPr>
+                <w:rFonts w:ascii="Times New Roman" w:hAnsi="Times New Roman" w:cs="Times New Roman"/>
+                <w:sz w:val="16"/>
+                <w:szCs w:val="16"/>
+              </w:rPr>
+            </w:pPr>
+            <w:r>
+              <w:rPr>
+                <w:rFonts w:ascii="Times New Roman" w:hAnsi="Times New Roman" w:cs="Times New Roman"/>
+                <w:sz w:val="16"/>
+                <w:szCs w:val="16"/>
+              </w:rPr>
+              <w:t xml:space="preserve">ON SCHEDULE EVERY 1 YEAR </w:t>
+            </w:r>
+          </w:p>
+          <w:p>
+            <w:pPr>
+              <w:rPr>
+                <w:rFonts w:ascii="Times New Roman" w:hAnsi="Times New Roman" w:cs="Times New Roman"/>
+                <w:sz w:val="16"/>
+                <w:szCs w:val="16"/>
+              </w:rPr>
+            </w:pPr>
+            <w:r>
+              <w:rPr>
+                <w:rFonts w:ascii="Times New Roman" w:hAnsi="Times New Roman" w:cs="Times New Roman"/>
+                <w:sz w:val="16"/>
+                <w:szCs w:val="16"/>
+              </w:rPr>
+              <w:t xml:space="preserve">STARTS '2026-03-09 10:00:00' </w:t>
+            </w:r>
+          </w:p>
+          <w:p>
+            <w:pPr>
+              <w:rPr>
+                <w:rFonts w:ascii="Times New Roman" w:hAnsi="Times New Roman" w:cs="Times New Roman"/>
+                <w:sz w:val="16"/>
+                <w:szCs w:val="16"/>
+              </w:rPr>
+            </w:pPr>
+            <w:r>
+              <w:rPr>
+                <w:rFonts w:ascii="Times New Roman" w:hAnsi="Times New Roman" w:cs="Times New Roman"/>
+                <w:sz w:val="16"/>
+                <w:szCs w:val="16"/>
+              </w:rPr>
+              <w:t>ENDS '2031-03-09 10:00:00'</w:t>
+            </w:r>
+          </w:p>
+          <w:p>
+            <w:pPr>
+              <w:rPr>
+                <w:rFonts w:ascii="Times New Roman" w:hAnsi="Times New Roman" w:cs="Times New Roman"/>
+                <w:sz w:val="16"/>
+                <w:szCs w:val="16"/>
+              </w:rPr>
+            </w:pPr>
+            <w:r>
+              <w:rPr>
+                <w:rFonts w:ascii="Times New Roman" w:hAnsi="Times New Roman" w:cs="Times New Roman"/>
+                <w:sz w:val="16"/>
+                <w:szCs w:val="16"/>
+              </w:rPr>
+              <w:t xml:space="preserve">DO </w:t>
+            </w:r>
+          </w:p>
+          <w:p>
+            <w:pPr>
+              <w:rPr>
+                <w:rFonts w:ascii="Times New Roman" w:hAnsi="Times New Roman" w:cs="Times New Roman"/>
+                <w:sz w:val="16"/>
+                <w:szCs w:val="16"/>
+              </w:rPr>
+            </w:pPr>
+            <w:r>
+              <w:rPr>
+                <w:rFonts w:ascii="Times New Roman" w:hAnsi="Times New Roman" w:cs="Times New Roman"/>
+                <w:sz w:val="16"/>
+                <w:szCs w:val="16"/>
+              </w:rPr>
+              <w:t>BEGIN</w:t>
+            </w:r>
+          </w:p>
+          <w:p>
+            <w:pPr>
+              <w:rPr>
+                <w:rFonts w:ascii="Times New Roman" w:hAnsi="Times New Roman" w:cs="Times New Roman"/>
+                <w:sz w:val="16"/>
+                <w:szCs w:val="16"/>
+              </w:rPr>
+            </w:pPr>
+            <w:r>
+              <w:rPr>
+                <w:rFonts w:ascii="Times New Roman" w:hAnsi="Times New Roman" w:cs="Times New Roman"/>
+                <w:sz w:val="16"/>
+                <w:szCs w:val="16"/>
+              </w:rPr>
+              <w:t xml:space="preserve">    -- Elimina registros cuya fecha de devolución fue hace más de un año</w:t>
+            </w:r>
+          </w:p>
+          <w:p>
+            <w:pPr>
+              <w:rPr>
+                <w:rFonts w:ascii="Times New Roman" w:hAnsi="Times New Roman" w:cs="Times New Roman"/>
+                <w:sz w:val="16"/>
+                <w:szCs w:val="16"/>
+              </w:rPr>
+            </w:pPr>
+            <w:r>
+              <w:rPr>
+                <w:rFonts w:ascii="Times New Roman" w:hAnsi="Times New Roman" w:cs="Times New Roman"/>
+                <w:sz w:val="16"/>
+                <w:szCs w:val="16"/>
+              </w:rPr>
+              <w:t xml:space="preserve">    DELETE FROM </w:t>
+            </w:r>
+            <w:proofErr w:type="spellStart"/>
+            <w:r>
+              <w:rPr>
+                <w:rFonts w:ascii="Times New Roman" w:hAnsi="Times New Roman" w:cs="Times New Roman"/>
+                <w:sz w:val="16"/>
+                <w:szCs w:val="16"/>
+              </w:rPr>
+              <w:t>tabla_prestamo</w:t>
+            </w:r>
+            <w:proofErr w:type="spellEnd"/>
+          </w:p>
+          <w:p>
+            <w:pPr>
+              <w:rPr>
+                <w:rFonts w:ascii="Times New Roman" w:hAnsi="Times New Roman" w:cs="Times New Roman"/>
+                <w:sz w:val="16"/>
+                <w:szCs w:val="16"/>
+              </w:rPr>
+            </w:pPr>
+            <w:r>
+              <w:rPr>
+                <w:rFonts w:ascii="Times New Roman" w:hAnsi="Times New Roman" w:cs="Times New Roman"/>
+                <w:sz w:val="16"/>
+                <w:szCs w:val="16"/>
+              </w:rPr>
+              <w:t xml:space="preserve">    WHERE PRES_FECHA_DEVOLUCION &lt;= </w:t>
+            </w:r>
+            <w:proofErr w:type="gramStart"/>
+            <w:r>
+              <w:rPr>
+                <w:rFonts w:ascii="Times New Roman" w:hAnsi="Times New Roman" w:cs="Times New Roman"/>
+                <w:sz w:val="16"/>
+                <w:szCs w:val="16"/>
+              </w:rPr>
+              <w:t>NOW(</w:t>
+            </w:r>
+            <w:proofErr w:type="gramEnd"/>
+            <w:r>
+              <w:rPr>
+                <w:rFonts w:ascii="Times New Roman" w:hAnsi="Times New Roman" w:cs="Times New Roman"/>
+                <w:sz w:val="16"/>
+                <w:szCs w:val="16"/>
+              </w:rPr>
+              <w:t>) - INTERVAL 1 YEAR;</w:t>
+            </w:r>
+          </w:p>
+          <w:p>
+            <w:pPr>
+              <w:rPr>
+                <w:rFonts w:ascii="Times New Roman" w:hAnsi="Times New Roman" w:cs="Times New Roman"/>
+                <w:sz w:val="16"/>
+                <w:szCs w:val="16"/>
+              </w:rPr>
+            </w:pPr>
+            <w:r>
+              <w:rPr>
+                <w:rFonts w:ascii="Times New Roman" w:hAnsi="Times New Roman" w:cs="Times New Roman"/>
+                <w:sz w:val="16"/>
+                <w:szCs w:val="16"/>
+              </w:rPr>
+              <w:t>END$$</w:t>
+            </w:r>
+          </w:p>
+          <w:p>
+            <w:pPr>
+              <w:rPr>
+                <w:rFonts w:ascii="Times New Roman" w:hAnsi="Times New Roman" w:cs="Times New Roman"/>
+                <w:sz w:val="16"/>
+                <w:szCs w:val="16"/>
+              </w:rPr>
+            </w:pPr>
+          </w:p>
+          <w:p>
+            <w:pPr>
+              <w:rPr>
+                <w:rFonts w:ascii="Times New Roman" w:hAnsi="Times New Roman" w:cs="Times New Roman"/>
+                <w:sz w:val="16"/>
+                <w:szCs w:val="16"/>
+              </w:rPr>
+            </w:pPr>
+            <w:proofErr w:type="gramStart"/>
+            <w:r>
+              <w:rPr>
+                <w:rFonts w:ascii="Times New Roman" w:hAnsi="Times New Roman" w:cs="Times New Roman"/>
+                <w:sz w:val="16"/>
+                <w:szCs w:val="16"/>
+              </w:rPr>
+              <w:t>DELIMITER ;</w:t>
+            </w:r>
+            <w:proofErr w:type="gramEnd"/>
+          </w:p>
+        </w:tc>
+        <w:tc>
+          <w:tcPr>
+            <w:tcW w:w="1425" w:type="dxa"/>
+          </w:tcPr>
+          <w:p>
+            <w:pPr>
+              <w:rPr>
+                <w:rFonts w:ascii="Times New Roman" w:hAnsi="Times New Roman" w:cs="Times New Roman"/>
+                <w:sz w:val="16"/>
+                <w:szCs w:val="16"/>
+              </w:rPr>
+            </w:pPr>
+            <w:r>
+              <w:rPr>
+                <w:rFonts w:ascii="Times New Roman" w:hAnsi="Times New Roman" w:cs="Times New Roman"/>
+                <w:sz w:val="16"/>
+                <w:szCs w:val="16"/>
+              </w:rPr>
+              <w:t>x</w:t>
+            </w:r>
+          </w:p>
+        </w:tc>
+        <w:tc>
+          <w:tcPr>
+            <w:tcW w:w="4889" w:type="dxa"/>
+          </w:tcPr>
+          <w:p>
+            <w:pPr>
+              <w:rPr>
+                <w:rFonts w:ascii="Times New Roman" w:hAnsi="Times New Roman" w:cs="Times New Roman"/>
+                <w:noProof/>
+                <w:sz w:val="16"/>
+                <w:szCs w:val="16"/>
+              </w:rPr>
+            </w:pPr>
+            <w:r>
+              <w:rPr>
+                <w:rFonts w:ascii="Times New Roman" w:hAnsi="Times New Roman" w:cs="Times New Roman"/>
+                <w:noProof/>
+                <w:sz w:val="16"/>
+                <w:szCs w:val="16"/>
+              </w:rPr>
+              <w:drawing>
+                <wp:inline distT="0" distB="0" distL="0" distR="0" wp14:anchorId="1BD07450" wp14:editId="270AEA0B">
+                  <wp:extent cx="5612130" cy="1509395"/>
+                  <wp:effectExtent l="0" t="0" r="7620" b="0"/>
+                  <wp:docPr id="1482746566" name="Imagen 1"/>
+                  <wp:cNvGraphicFramePr>
+                    <a:graphicFrameLocks xmlns:a="http://schemas.openxmlformats.org/drawingml/2006/main" noChangeAspect="1"/>
+                  </wp:cNvGraphicFramePr>
+                  <a:graphic xmlns:a="http://schemas.openxmlformats.org/drawingml/2006/main">
+                    <a:graphicData uri="http://schemas.openxmlformats.org/drawingml/2006/picture">
+                      <pic:pic xmlns:pic="http://schemas.openxmlformats.org/drawingml/2006/picture">
+                        <pic:nvPicPr>
+                          <pic:cNvPr id="1482746566" name=""/>
+                          <pic:cNvPicPr/>
+                        </pic:nvPicPr>
+                        <pic:blipFill>
+                          <a:blip r:embed="rId16"/>
+                          <a:stretch>
+                            <a:fillRect/>
+                          </a:stretch>
+                        </pic:blipFill>
+                        <pic:spPr>
+                          <a:xfrm>
+                            <a:off x="0" y="0"/>
+                            <a:ext cx="5612130" cy="1509395"/>
+                          </a:xfrm>
+                          <a:prstGeom prst="rect">
+                            <a:avLst/>
+                          </a:prstGeom>
+                        </pic:spPr>
+                      </pic:pic>
+                    </a:graphicData>
+                  </a:graphic>
+                </wp:inline>
+              </w:drawing>
+            </w:r>
+          </w:p>
+        </w:tc>
+      </w:tr>
+      <w:tr>
+        <w:tc>
+          <w:tcPr>
+            <w:tcW w:w="732" w:type="dxa"/>
+          </w:tcPr>
+          <w:p>
+            <w:pPr>
+              <w:tabs>
+                <w:tab w:val="left" w:pos="678"/>
+              </w:tabs>
+              <w:jc w:val="center"/>
+              <w:rPr>
+                <w:rFonts w:ascii="Times New Roman" w:hAnsi="Times New Roman" w:cs="Times New Roman"/>
+                <w:sz w:val="16"/>
+                <w:szCs w:val="16"/>
+              </w:rPr>
+            </w:pPr>
+            <w:r>
+              <w:rPr>
+                <w:rFonts w:ascii="Times New Roman" w:hAnsi="Times New Roman" w:cs="Times New Roman"/>
+                <w:sz w:val="16"/>
+                <w:szCs w:val="16"/>
+              </w:rPr>
+              <w:t xml:space="preserve">Realizar </w:t>
+            </w:r>
+            <w:proofErr w:type="gramStart"/>
+            <w:r>
+              <w:rPr>
+                <w:rFonts w:ascii="Times New Roman" w:hAnsi="Times New Roman" w:cs="Times New Roman"/>
+                <w:sz w:val="16"/>
+                <w:szCs w:val="16"/>
+              </w:rPr>
+              <w:t>dos(</w:t>
+            </w:r>
+            <w:proofErr w:type="gramEnd"/>
+            <w:r>
+              <w:rPr>
+                <w:rFonts w:ascii="Times New Roman" w:hAnsi="Times New Roman" w:cs="Times New Roman"/>
+                <w:sz w:val="16"/>
+                <w:szCs w:val="16"/>
+              </w:rPr>
+              <w:t xml:space="preserve">2) vistas de las consultas que pueden ser más comunes en este caso. (Tipo reporte + </w:t>
+            </w:r>
+            <w:r>
+              <w:rPr>
+                <w:rFonts w:ascii="Times New Roman" w:hAnsi="Times New Roman" w:cs="Times New Roman"/>
+                <w:sz w:val="16"/>
+                <w:szCs w:val="16"/>
+              </w:rPr>
+              <w:lastRenderedPageBreak/>
+              <w:t>de una tabla)</w:t>
+            </w:r>
+          </w:p>
+        </w:tc>
+        <w:tc>
+          <w:tcPr>
+            <w:tcW w:w="1782" w:type="dxa"/>
+          </w:tcPr>
+          <w:p>
+            <w:pPr>
+              <w:rPr>
+                <w:rFonts w:ascii="Times New Roman" w:hAnsi="Times New Roman" w:cs="Times New Roman"/>
+                <w:sz w:val="16"/>
+                <w:szCs w:val="16"/>
+              </w:rPr>
+            </w:pPr>
+            <w:r>
+              <w:rPr>
+                <w:rFonts w:ascii="Times New Roman" w:hAnsi="Times New Roman" w:cs="Times New Roman"/>
+                <w:sz w:val="16"/>
+                <w:szCs w:val="16"/>
+              </w:rPr>
+              <w:lastRenderedPageBreak/>
+              <w:t xml:space="preserve">CREATE OR REPLACE VIEW </w:t>
+            </w:r>
+            <w:proofErr w:type="spellStart"/>
+            <w:r>
+              <w:rPr>
+                <w:rFonts w:ascii="Times New Roman" w:hAnsi="Times New Roman" w:cs="Times New Roman"/>
+                <w:sz w:val="16"/>
+                <w:szCs w:val="16"/>
+              </w:rPr>
+              <w:t>vista_reporte_prestamos</w:t>
+            </w:r>
+            <w:proofErr w:type="spellEnd"/>
+            <w:r>
+              <w:rPr>
+                <w:rFonts w:ascii="Times New Roman" w:hAnsi="Times New Roman" w:cs="Times New Roman"/>
+                <w:sz w:val="16"/>
+                <w:szCs w:val="16"/>
+              </w:rPr>
+              <w:t xml:space="preserve"> AS SELECT </w:t>
+            </w:r>
+            <w:proofErr w:type="spellStart"/>
+            <w:proofErr w:type="gramStart"/>
+            <w:r>
+              <w:rPr>
+                <w:rFonts w:ascii="Times New Roman" w:hAnsi="Times New Roman" w:cs="Times New Roman"/>
+                <w:sz w:val="16"/>
+                <w:szCs w:val="16"/>
+              </w:rPr>
+              <w:t>p.PRES</w:t>
+            </w:r>
+            <w:proofErr w:type="gramEnd"/>
+            <w:r>
+              <w:rPr>
+                <w:rFonts w:ascii="Times New Roman" w:hAnsi="Times New Roman" w:cs="Times New Roman"/>
+                <w:sz w:val="16"/>
+                <w:szCs w:val="16"/>
+              </w:rPr>
+              <w:t>_ID</w:t>
+            </w:r>
+            <w:proofErr w:type="spellEnd"/>
+            <w:r>
+              <w:rPr>
+                <w:rFonts w:ascii="Times New Roman" w:hAnsi="Times New Roman" w:cs="Times New Roman"/>
+                <w:sz w:val="16"/>
+                <w:szCs w:val="16"/>
+              </w:rPr>
+              <w:t xml:space="preserve"> AS '</w:t>
+            </w:r>
+            <w:proofErr w:type="spellStart"/>
+            <w:r>
+              <w:rPr>
+                <w:rFonts w:ascii="Times New Roman" w:hAnsi="Times New Roman" w:cs="Times New Roman"/>
+                <w:sz w:val="16"/>
+                <w:szCs w:val="16"/>
+              </w:rPr>
+              <w:t>ID_Prestamo</w:t>
+            </w:r>
+            <w:proofErr w:type="spellEnd"/>
+            <w:r>
+              <w:rPr>
+                <w:rFonts w:ascii="Times New Roman" w:hAnsi="Times New Roman" w:cs="Times New Roman"/>
+                <w:sz w:val="16"/>
+                <w:szCs w:val="16"/>
+              </w:rPr>
+              <w:t xml:space="preserve">', </w:t>
+            </w:r>
+            <w:proofErr w:type="spellStart"/>
+            <w:r>
+              <w:rPr>
+                <w:rFonts w:ascii="Times New Roman" w:hAnsi="Times New Roman" w:cs="Times New Roman"/>
+                <w:sz w:val="16"/>
+                <w:szCs w:val="16"/>
+              </w:rPr>
+              <w:t>l.LIB_TITULO</w:t>
+            </w:r>
+            <w:proofErr w:type="spellEnd"/>
+            <w:r>
+              <w:rPr>
+                <w:rFonts w:ascii="Times New Roman" w:hAnsi="Times New Roman" w:cs="Times New Roman"/>
+                <w:sz w:val="16"/>
+                <w:szCs w:val="16"/>
+              </w:rPr>
+              <w:t xml:space="preserve"> AS 'Libro', </w:t>
+            </w:r>
+            <w:proofErr w:type="gramStart"/>
+            <w:r>
+              <w:rPr>
+                <w:rFonts w:ascii="Times New Roman" w:hAnsi="Times New Roman" w:cs="Times New Roman"/>
+                <w:sz w:val="16"/>
+                <w:szCs w:val="16"/>
+              </w:rPr>
+              <w:t>CONCAT(</w:t>
+            </w:r>
+            <w:proofErr w:type="spellStart"/>
+            <w:proofErr w:type="gramEnd"/>
+            <w:r>
+              <w:rPr>
+                <w:rFonts w:ascii="Times New Roman" w:hAnsi="Times New Roman" w:cs="Times New Roman"/>
+                <w:sz w:val="16"/>
+                <w:szCs w:val="16"/>
+              </w:rPr>
+              <w:t>s.SOC_NOMBRE</w:t>
+            </w:r>
+            <w:proofErr w:type="spellEnd"/>
+            <w:r>
+              <w:rPr>
+                <w:rFonts w:ascii="Times New Roman" w:hAnsi="Times New Roman" w:cs="Times New Roman"/>
+                <w:sz w:val="16"/>
+                <w:szCs w:val="16"/>
+              </w:rPr>
+              <w:t xml:space="preserve">, ' ', </w:t>
+            </w:r>
+            <w:proofErr w:type="spellStart"/>
+            <w:r>
+              <w:rPr>
+                <w:rFonts w:ascii="Times New Roman" w:hAnsi="Times New Roman" w:cs="Times New Roman"/>
+                <w:sz w:val="16"/>
+                <w:szCs w:val="16"/>
+              </w:rPr>
+              <w:t>s.SOC_APELLIDO</w:t>
+            </w:r>
+            <w:proofErr w:type="spellEnd"/>
+            <w:r>
+              <w:rPr>
+                <w:rFonts w:ascii="Times New Roman" w:hAnsi="Times New Roman" w:cs="Times New Roman"/>
+                <w:sz w:val="16"/>
+                <w:szCs w:val="16"/>
+              </w:rPr>
+              <w:t xml:space="preserve">) AS 'Socio', </w:t>
+            </w:r>
+            <w:proofErr w:type="spellStart"/>
+            <w:proofErr w:type="gramStart"/>
+            <w:r>
+              <w:rPr>
+                <w:rFonts w:ascii="Times New Roman" w:hAnsi="Times New Roman" w:cs="Times New Roman"/>
+                <w:sz w:val="16"/>
+                <w:szCs w:val="16"/>
+              </w:rPr>
+              <w:t>p.PRES</w:t>
+            </w:r>
+            <w:proofErr w:type="gramEnd"/>
+            <w:r>
+              <w:rPr>
+                <w:rFonts w:ascii="Times New Roman" w:hAnsi="Times New Roman" w:cs="Times New Roman"/>
+                <w:sz w:val="16"/>
+                <w:szCs w:val="16"/>
+              </w:rPr>
+              <w:t>_FECHA_PRESTAMO</w:t>
+            </w:r>
+            <w:proofErr w:type="spellEnd"/>
+            <w:r>
+              <w:rPr>
+                <w:rFonts w:ascii="Times New Roman" w:hAnsi="Times New Roman" w:cs="Times New Roman"/>
+                <w:sz w:val="16"/>
+                <w:szCs w:val="16"/>
+              </w:rPr>
+              <w:t xml:space="preserve"> AS '</w:t>
+            </w:r>
+            <w:proofErr w:type="spellStart"/>
+            <w:r>
+              <w:rPr>
+                <w:rFonts w:ascii="Times New Roman" w:hAnsi="Times New Roman" w:cs="Times New Roman"/>
+                <w:sz w:val="16"/>
+                <w:szCs w:val="16"/>
+              </w:rPr>
+              <w:t>Fecha_Salida</w:t>
+            </w:r>
+            <w:proofErr w:type="spellEnd"/>
+            <w:r>
+              <w:rPr>
+                <w:rFonts w:ascii="Times New Roman" w:hAnsi="Times New Roman" w:cs="Times New Roman"/>
+                <w:sz w:val="16"/>
+                <w:szCs w:val="16"/>
+              </w:rPr>
+              <w:t xml:space="preserve">', </w:t>
+            </w:r>
+            <w:proofErr w:type="spellStart"/>
+            <w:proofErr w:type="gramStart"/>
+            <w:r>
+              <w:rPr>
+                <w:rFonts w:ascii="Times New Roman" w:hAnsi="Times New Roman" w:cs="Times New Roman"/>
+                <w:sz w:val="16"/>
+                <w:szCs w:val="16"/>
+              </w:rPr>
+              <w:t>p.PRES</w:t>
+            </w:r>
+            <w:proofErr w:type="gramEnd"/>
+            <w:r>
+              <w:rPr>
+                <w:rFonts w:ascii="Times New Roman" w:hAnsi="Times New Roman" w:cs="Times New Roman"/>
+                <w:sz w:val="16"/>
+                <w:szCs w:val="16"/>
+              </w:rPr>
+              <w:t>_FECHA_DEVOLUCION</w:t>
+            </w:r>
+            <w:proofErr w:type="spellEnd"/>
+            <w:r>
+              <w:rPr>
+                <w:rFonts w:ascii="Times New Roman" w:hAnsi="Times New Roman" w:cs="Times New Roman"/>
+                <w:sz w:val="16"/>
+                <w:szCs w:val="16"/>
+              </w:rPr>
+              <w:t xml:space="preserve"> AS '</w:t>
+            </w:r>
+            <w:proofErr w:type="spellStart"/>
+            <w:r>
+              <w:rPr>
+                <w:rFonts w:ascii="Times New Roman" w:hAnsi="Times New Roman" w:cs="Times New Roman"/>
+                <w:sz w:val="16"/>
+                <w:szCs w:val="16"/>
+              </w:rPr>
+              <w:t>Fecha_Entrega</w:t>
+            </w:r>
+            <w:proofErr w:type="spellEnd"/>
+            <w:r>
+              <w:rPr>
+                <w:rFonts w:ascii="Times New Roman" w:hAnsi="Times New Roman" w:cs="Times New Roman"/>
+                <w:sz w:val="16"/>
+                <w:szCs w:val="16"/>
+              </w:rPr>
+              <w:t xml:space="preserve">' </w:t>
+            </w:r>
+            <w:r>
+              <w:rPr>
+                <w:rFonts w:ascii="Times New Roman" w:hAnsi="Times New Roman" w:cs="Times New Roman"/>
+                <w:sz w:val="16"/>
+                <w:szCs w:val="16"/>
+              </w:rPr>
+              <w:lastRenderedPageBreak/>
+              <w:t xml:space="preserve">FROM </w:t>
+            </w:r>
+            <w:proofErr w:type="spellStart"/>
+            <w:r>
+              <w:rPr>
+                <w:rFonts w:ascii="Times New Roman" w:hAnsi="Times New Roman" w:cs="Times New Roman"/>
+                <w:sz w:val="16"/>
+                <w:szCs w:val="16"/>
+              </w:rPr>
+              <w:t>tabla_prestamo</w:t>
+            </w:r>
+            <w:proofErr w:type="spellEnd"/>
+            <w:r>
+              <w:rPr>
+                <w:rFonts w:ascii="Times New Roman" w:hAnsi="Times New Roman" w:cs="Times New Roman"/>
+                <w:sz w:val="16"/>
+                <w:szCs w:val="16"/>
+              </w:rPr>
+              <w:t xml:space="preserve"> p JOIN </w:t>
+            </w:r>
+            <w:proofErr w:type="spellStart"/>
+            <w:r>
+              <w:rPr>
+                <w:rFonts w:ascii="Times New Roman" w:hAnsi="Times New Roman" w:cs="Times New Roman"/>
+                <w:sz w:val="16"/>
+                <w:szCs w:val="16"/>
+              </w:rPr>
+              <w:t>tabla_libro</w:t>
+            </w:r>
+            <w:proofErr w:type="spellEnd"/>
+            <w:r>
+              <w:rPr>
+                <w:rFonts w:ascii="Times New Roman" w:hAnsi="Times New Roman" w:cs="Times New Roman"/>
+                <w:sz w:val="16"/>
+                <w:szCs w:val="16"/>
+              </w:rPr>
+              <w:t xml:space="preserve"> l ON </w:t>
+            </w:r>
+            <w:proofErr w:type="spellStart"/>
+            <w:r>
+              <w:rPr>
+                <w:rFonts w:ascii="Times New Roman" w:hAnsi="Times New Roman" w:cs="Times New Roman"/>
+                <w:sz w:val="16"/>
+                <w:szCs w:val="16"/>
+              </w:rPr>
+              <w:t>p.LIB_COPIA_ISBN</w:t>
+            </w:r>
+            <w:proofErr w:type="spellEnd"/>
+            <w:r>
+              <w:rPr>
+                <w:rFonts w:ascii="Times New Roman" w:hAnsi="Times New Roman" w:cs="Times New Roman"/>
+                <w:sz w:val="16"/>
+                <w:szCs w:val="16"/>
+              </w:rPr>
+              <w:t xml:space="preserve"> = </w:t>
+            </w:r>
+            <w:proofErr w:type="spellStart"/>
+            <w:r>
+              <w:rPr>
+                <w:rFonts w:ascii="Times New Roman" w:hAnsi="Times New Roman" w:cs="Times New Roman"/>
+                <w:sz w:val="16"/>
+                <w:szCs w:val="16"/>
+              </w:rPr>
+              <w:t>l.LIB_ISBN</w:t>
+            </w:r>
+            <w:proofErr w:type="spellEnd"/>
+            <w:r>
+              <w:rPr>
+                <w:rFonts w:ascii="Times New Roman" w:hAnsi="Times New Roman" w:cs="Times New Roman"/>
+                <w:sz w:val="16"/>
+                <w:szCs w:val="16"/>
+              </w:rPr>
+              <w:t xml:space="preserve"> JOIN </w:t>
+            </w:r>
+            <w:proofErr w:type="spellStart"/>
+            <w:r>
+              <w:rPr>
+                <w:rFonts w:ascii="Times New Roman" w:hAnsi="Times New Roman" w:cs="Times New Roman"/>
+                <w:sz w:val="16"/>
+                <w:szCs w:val="16"/>
+              </w:rPr>
+              <w:t>tabla_socio</w:t>
+            </w:r>
+            <w:proofErr w:type="spellEnd"/>
+            <w:r>
+              <w:rPr>
+                <w:rFonts w:ascii="Times New Roman" w:hAnsi="Times New Roman" w:cs="Times New Roman"/>
+                <w:sz w:val="16"/>
+                <w:szCs w:val="16"/>
+              </w:rPr>
+              <w:t xml:space="preserve"> s ON </w:t>
+            </w:r>
+            <w:proofErr w:type="spellStart"/>
+            <w:r>
+              <w:rPr>
+                <w:rFonts w:ascii="Times New Roman" w:hAnsi="Times New Roman" w:cs="Times New Roman"/>
+                <w:sz w:val="16"/>
+                <w:szCs w:val="16"/>
+              </w:rPr>
+              <w:t>p.SOC_COPIA_NUMERO</w:t>
+            </w:r>
+            <w:proofErr w:type="spellEnd"/>
+            <w:r>
+              <w:rPr>
+                <w:rFonts w:ascii="Times New Roman" w:hAnsi="Times New Roman" w:cs="Times New Roman"/>
+                <w:sz w:val="16"/>
+                <w:szCs w:val="16"/>
+              </w:rPr>
+              <w:t xml:space="preserve"> = </w:t>
+            </w:r>
+            <w:proofErr w:type="spellStart"/>
+            <w:r>
+              <w:rPr>
+                <w:rFonts w:ascii="Times New Roman" w:hAnsi="Times New Roman" w:cs="Times New Roman"/>
+                <w:sz w:val="16"/>
+                <w:szCs w:val="16"/>
+              </w:rPr>
+              <w:t>s.SOC_NUMERO</w:t>
+            </w:r>
+            <w:proofErr w:type="spellEnd"/>
+            <w:r>
+              <w:rPr>
+                <w:rFonts w:ascii="Times New Roman" w:hAnsi="Times New Roman" w:cs="Times New Roman"/>
+                <w:sz w:val="16"/>
+                <w:szCs w:val="16"/>
+              </w:rPr>
+              <w:t>;</w:t>
+            </w:r>
+          </w:p>
+        </w:tc>
+        <w:tc>
+          <w:tcPr>
+            <w:tcW w:w="1425" w:type="dxa"/>
+          </w:tcPr>
+          <w:p>
+            <w:pPr>
+              <w:rPr>
+                <w:rFonts w:ascii="Times New Roman" w:hAnsi="Times New Roman" w:cs="Times New Roman"/>
+                <w:sz w:val="16"/>
+                <w:szCs w:val="16"/>
+              </w:rPr>
+            </w:pPr>
+            <w:r>
+              <w:rPr>
+                <w:rFonts w:ascii="Times New Roman" w:hAnsi="Times New Roman" w:cs="Times New Roman"/>
+                <w:sz w:val="16"/>
+                <w:szCs w:val="16"/>
+              </w:rPr>
+              <w:lastRenderedPageBreak/>
+              <w:drawing>
+                <wp:inline distT="0" distB="0" distL="0" distR="0" wp14:anchorId="66AE5885" wp14:editId="4986D091">
+                  <wp:extent cx="5612130" cy="650240"/>
+                  <wp:effectExtent l="0" t="0" r="7620" b="0"/>
+                  <wp:docPr id="515660177" name="Imagen 1"/>
+                  <wp:cNvGraphicFramePr>
+                    <a:graphicFrameLocks xmlns:a="http://schemas.openxmlformats.org/drawingml/2006/main" noChangeAspect="1"/>
+                  </wp:cNvGraphicFramePr>
+                  <a:graphic xmlns:a="http://schemas.openxmlformats.org/drawingml/2006/main">
+                    <a:graphicData uri="http://schemas.openxmlformats.org/drawingml/2006/picture">
+                      <pic:pic xmlns:pic="http://schemas.openxmlformats.org/drawingml/2006/picture">
+                        <pic:nvPicPr>
+                          <pic:cNvPr id="515660177" name=""/>
+                          <pic:cNvPicPr/>
+                        </pic:nvPicPr>
+                        <pic:blipFill>
+                          <a:blip r:embed="rId17"/>
+                          <a:stretch>
+                            <a:fillRect/>
+                          </a:stretch>
+                        </pic:blipFill>
+                        <pic:spPr>
+                          <a:xfrm>
+                            <a:off x="0" y="0"/>
+                            <a:ext cx="5612130" cy="650240"/>
+                          </a:xfrm>
+                          <a:prstGeom prst="rect">
+                            <a:avLst/>
+                          </a:prstGeom>
+                        </pic:spPr>
+                      </pic:pic>
+                    </a:graphicData>
+                  </a:graphic>
+                </wp:inline>
+              </w:drawing>
+            </w:r>
+          </w:p>
+        </w:tc>
+        <w:tc>
+          <w:tcPr>
+            <w:tcW w:w="4889" w:type="dxa"/>
+          </w:tcPr>
+          <w:p>
+            <w:pPr>
+              <w:rPr>
+                <w:rFonts w:ascii="Times New Roman" w:hAnsi="Times New Roman" w:cs="Times New Roman"/>
+                <w:noProof/>
+                <w:sz w:val="16"/>
+                <w:szCs w:val="16"/>
+              </w:rPr>
+            </w:pPr>
+            <w:r>
+              <w:rPr>
+                <w:rFonts w:ascii="Times New Roman" w:hAnsi="Times New Roman" w:cs="Times New Roman"/>
+                <w:noProof/>
+                <w:sz w:val="16"/>
+                <w:szCs w:val="16"/>
+              </w:rPr>
+              <w:drawing>
+                <wp:inline distT="0" distB="0" distL="0" distR="0" wp14:anchorId="7467785C" wp14:editId="40815DE1">
+                  <wp:extent cx="5612130" cy="829945"/>
+                  <wp:effectExtent l="0" t="0" r="7620" b="8255"/>
+                  <wp:docPr id="1411647309" name="Imagen 1"/>
+                  <wp:cNvGraphicFramePr>
+                    <a:graphicFrameLocks xmlns:a="http://schemas.openxmlformats.org/drawingml/2006/main" noChangeAspect="1"/>
+                  </wp:cNvGraphicFramePr>
+                  <a:graphic xmlns:a="http://schemas.openxmlformats.org/drawingml/2006/main">
+                    <a:graphicData uri="http://schemas.openxmlformats.org/drawingml/2006/picture">
+                      <pic:pic xmlns:pic="http://schemas.openxmlformats.org/drawingml/2006/picture">
+                        <pic:nvPicPr>
+                          <pic:cNvPr id="1411647309" name=""/>
+                          <pic:cNvPicPr/>
+                        </pic:nvPicPr>
+                        <pic:blipFill>
+                          <a:blip r:embed="rId18"/>
+                          <a:stretch>
+                            <a:fillRect/>
+                          </a:stretch>
+                        </pic:blipFill>
+                        <pic:spPr>
+                          <a:xfrm>
+                            <a:off x="0" y="0"/>
+                            <a:ext cx="5612130" cy="829945"/>
+                          </a:xfrm>
+                          <a:prstGeom prst="rect">
+                            <a:avLst/>
+                          </a:prstGeom>
+                        </pic:spPr>
+                      </pic:pic>
+                    </a:graphicData>
+                  </a:graphic>
+                </wp:inline>
+              </w:drawing>
+            </w:r>
+          </w:p>
+        </w:tc>
+      </w:tr>
+      <w:tr>
+        <w:tc>
+          <w:tcPr>
+            <w:tcW w:w="732" w:type="dxa"/>
+          </w:tcPr>
+          <w:p>
+            <w:pPr>
+              <w:tabs>
+                <w:tab w:val="left" w:pos="678"/>
+              </w:tabs>
+              <w:jc w:val="center"/>
+              <w:rPr>
+                <w:rFonts w:ascii="Times New Roman" w:hAnsi="Times New Roman" w:cs="Times New Roman"/>
+                <w:sz w:val="16"/>
+                <w:szCs w:val="16"/>
+              </w:rPr>
+            </w:pPr>
+          </w:p>
+        </w:tc>
+        <w:tc>
+          <w:tcPr>
+            <w:tcW w:w="1782" w:type="dxa"/>
+          </w:tcPr>
+          <w:p>
+            <w:pPr>
+              <w:rPr>
+                <w:rFonts w:ascii="Times New Roman" w:hAnsi="Times New Roman" w:cs="Times New Roman"/>
+                <w:sz w:val="16"/>
+                <w:szCs w:val="16"/>
+              </w:rPr>
+            </w:pPr>
+            <w:r>
+              <w:rPr>
+                <w:rFonts w:ascii="Times New Roman" w:hAnsi="Times New Roman" w:cs="Times New Roman"/>
+                <w:sz w:val="16"/>
+                <w:szCs w:val="16"/>
+              </w:rPr>
+              <w:t xml:space="preserve">CREATE OR REPLACE VIEW </w:t>
+            </w:r>
+            <w:proofErr w:type="spellStart"/>
+            <w:r>
+              <w:rPr>
+                <w:rFonts w:ascii="Times New Roman" w:hAnsi="Times New Roman" w:cs="Times New Roman"/>
+                <w:sz w:val="16"/>
+                <w:szCs w:val="16"/>
+              </w:rPr>
+              <w:t>vista_catalogo_libros</w:t>
+            </w:r>
+            <w:proofErr w:type="spellEnd"/>
+            <w:r>
+              <w:rPr>
+                <w:rFonts w:ascii="Times New Roman" w:hAnsi="Times New Roman" w:cs="Times New Roman"/>
+                <w:sz w:val="16"/>
+                <w:szCs w:val="16"/>
+              </w:rPr>
+              <w:t xml:space="preserve"> AS SELECT LIB_ISBN, LIB_TITULO, LIB_GENERO, LIB_NUM_PAGINAS FROM </w:t>
+            </w:r>
+            <w:proofErr w:type="spellStart"/>
+            <w:r>
+              <w:rPr>
+                <w:rFonts w:ascii="Times New Roman" w:hAnsi="Times New Roman" w:cs="Times New Roman"/>
+                <w:sz w:val="16"/>
+                <w:szCs w:val="16"/>
+              </w:rPr>
+              <w:t>tabla_libro</w:t>
+            </w:r>
+            <w:proofErr w:type="spellEnd"/>
+            <w:r>
+              <w:rPr>
+                <w:rFonts w:ascii="Times New Roman" w:hAnsi="Times New Roman" w:cs="Times New Roman"/>
+                <w:sz w:val="16"/>
+                <w:szCs w:val="16"/>
+              </w:rPr>
+              <w:t>;</w:t>
+            </w:r>
+          </w:p>
+        </w:tc>
+        <w:tc>
+          <w:tcPr>
+            <w:tcW w:w="1425" w:type="dxa"/>
+          </w:tcPr>
+          <w:p>
+            <w:pPr>
+              <w:rPr>
+                <w:rFonts w:ascii="Times New Roman" w:hAnsi="Times New Roman" w:cs="Times New Roman"/>
+                <w:sz w:val="16"/>
+                <w:szCs w:val="16"/>
+              </w:rPr>
+            </w:pPr>
+            <w:r>
+              <w:rPr>
+                <w:rFonts w:ascii="Times New Roman" w:hAnsi="Times New Roman" w:cs="Times New Roman"/>
+                <w:sz w:val="16"/>
+                <w:szCs w:val="16"/>
+              </w:rPr>
+              <w:drawing>
+                <wp:inline distT="0" distB="0" distL="0" distR="0" wp14:anchorId="16CE42E8" wp14:editId="01E970A3">
+                  <wp:extent cx="5612130" cy="623570"/>
+                  <wp:effectExtent l="0" t="0" r="7620" b="5080"/>
+                  <wp:docPr id="164742143" name="Imagen 1"/>
+                  <wp:cNvGraphicFramePr>
+                    <a:graphicFrameLocks xmlns:a="http://schemas.openxmlformats.org/drawingml/2006/main" noChangeAspect="1"/>
+                  </wp:cNvGraphicFramePr>
+                  <a:graphic xmlns:a="http://schemas.openxmlformats.org/drawingml/2006/main">
+                    <a:graphicData uri="http://schemas.openxmlformats.org/drawingml/2006/picture">
+                      <pic:pic xmlns:pic="http://schemas.openxmlformats.org/drawingml/2006/picture">
+                        <pic:nvPicPr>
+                          <pic:cNvPr id="164742143" name=""/>
+                          <pic:cNvPicPr/>
+                        </pic:nvPicPr>
+                        <pic:blipFill>
+                          <a:blip r:embed="rId19"/>
+                          <a:stretch>
+                            <a:fillRect/>
+                          </a:stretch>
+                        </pic:blipFill>
+                        <pic:spPr>
+                          <a:xfrm>
+                            <a:off x="0" y="0"/>
+                            <a:ext cx="5612130" cy="623570"/>
+                          </a:xfrm>
+                          <a:prstGeom prst="rect">
+                            <a:avLst/>
+                          </a:prstGeom>
+                        </pic:spPr>
+                      </pic:pic>
+                    </a:graphicData>
+                  </a:graphic>
+                </wp:inline>
+              </w:drawing>
+            </w:r>
+          </w:p>
+        </w:tc>
+        <w:tc>
+          <w:tcPr>
+            <w:tcW w:w="4889" w:type="dxa"/>
+          </w:tcPr>
+          <w:p>
+            <w:pPr>
+              <w:rPr>
+                <w:rFonts w:ascii="Times New Roman" w:hAnsi="Times New Roman" w:cs="Times New Roman"/>
+                <w:noProof/>
+                <w:sz w:val="16"/>
+                <w:szCs w:val="16"/>
+              </w:rPr>
+            </w:pPr>
+            <w:r>
+              <w:rPr>
+                <w:rFonts w:ascii="Times New Roman" w:hAnsi="Times New Roman" w:cs="Times New Roman"/>
+                <w:noProof/>
+                <w:sz w:val="16"/>
+                <w:szCs w:val="16"/>
+              </w:rPr>
+              <w:drawing>
+                <wp:inline distT="0" distB="0" distL="0" distR="0" wp14:anchorId="2C8DACFD" wp14:editId="523232A3">
+                  <wp:extent cx="5612130" cy="702310"/>
+                  <wp:effectExtent l="0" t="0" r="7620" b="2540"/>
+                  <wp:docPr id="1225747428" name="Imagen 1"/>
+                  <wp:cNvGraphicFramePr>
+                    <a:graphicFrameLocks xmlns:a="http://schemas.openxmlformats.org/drawingml/2006/main" noChangeAspect="1"/>
+                  </wp:cNvGraphicFramePr>
+                  <a:graphic xmlns:a="http://schemas.openxmlformats.org/drawingml/2006/main">
+                    <a:graphicData uri="http://schemas.openxmlformats.org/drawingml/2006/picture">
+                      <pic:pic xmlns:pic="http://schemas.openxmlformats.org/drawingml/2006/picture">
+                        <pic:nvPicPr>
+                          <pic:cNvPr id="1225747428" name=""/>
+                          <pic:cNvPicPr/>
+                        </pic:nvPicPr>
+                        <pic:blipFill>
+                          <a:blip r:embed="rId20"/>
+                          <a:stretch>
+                            <a:fillRect/>
+                          </a:stretch>
+                        </pic:blipFill>
+                        <pic:spPr>
+                          <a:xfrm>
+                            <a:off x="0" y="0"/>
+                            <a:ext cx="5612130" cy="702310"/>
+                          </a:xfrm>
+                          <a:prstGeom prst="rect">
+                            <a:avLst/>
+                          </a:prstGeom>
+                        </pic:spPr>
+                      </pic:pic>
+                    </a:graphicData>
+                  </a:graphic>
+                </wp:inline>
+              </w:drawing>
+            </w:r>
+          </w:p>
+        </w:tc>
+      </w:tr>
+      <w:tr>
+        <w:tc>
+          <w:tcPr>
+            <w:tcW w:w="732" w:type="dxa"/>
+          </w:tcPr>
+          <w:p>
+            <w:pPr>
+              <w:tabs>
+                <w:tab w:val="left" w:pos="678"/>
+              </w:tabs>
+              <w:jc w:val="center"/>
+              <w:rPr>
+                <w:rFonts w:ascii="Times New Roman" w:hAnsi="Times New Roman" w:cs="Times New Roman"/>
+                <w:sz w:val="16"/>
+                <w:szCs w:val="16"/>
+              </w:rPr>
+            </w:pPr>
+            <w:r>
+              <w:rPr>
+                <w:rFonts w:ascii="Times New Roman" w:hAnsi="Times New Roman" w:cs="Times New Roman"/>
+                <w:sz w:val="16"/>
+                <w:szCs w:val="16"/>
+              </w:rPr>
+              <w:t xml:space="preserve">1. Realizar un </w:t>
+            </w:r>
+            <w:proofErr w:type="spellStart"/>
+            <w:r>
+              <w:rPr>
+                <w:rFonts w:ascii="Times New Roman" w:hAnsi="Times New Roman" w:cs="Times New Roman"/>
+                <w:sz w:val="16"/>
+                <w:szCs w:val="16"/>
+              </w:rPr>
+              <w:t>index</w:t>
+            </w:r>
+            <w:proofErr w:type="spellEnd"/>
+            <w:r>
+              <w:rPr>
+                <w:rFonts w:ascii="Times New Roman" w:hAnsi="Times New Roman" w:cs="Times New Roman"/>
+                <w:sz w:val="16"/>
+                <w:szCs w:val="16"/>
+              </w:rPr>
+              <w:t xml:space="preserve"> en la tabla libro para la columna </w:t>
+            </w:r>
+            <w:proofErr w:type="spellStart"/>
+            <w:r>
+              <w:rPr>
+                <w:rFonts w:ascii="Times New Roman" w:hAnsi="Times New Roman" w:cs="Times New Roman"/>
+                <w:sz w:val="16"/>
+                <w:szCs w:val="16"/>
+              </w:rPr>
+              <w:t>lib_titulo</w:t>
+            </w:r>
+            <w:proofErr w:type="spellEnd"/>
+            <w:r>
+              <w:rPr>
+                <w:rFonts w:ascii="Times New Roman" w:hAnsi="Times New Roman" w:cs="Times New Roman"/>
+                <w:sz w:val="16"/>
+                <w:szCs w:val="16"/>
+              </w:rPr>
+              <w:t>.</w:t>
+            </w:r>
+          </w:p>
+        </w:tc>
+        <w:tc>
+          <w:tcPr>
+            <w:tcW w:w="1782" w:type="dxa"/>
+          </w:tcPr>
+          <w:p>
+            <w:pPr>
+              <w:rPr>
+                <w:rFonts w:ascii="Times New Roman" w:hAnsi="Times New Roman" w:cs="Times New Roman"/>
+                <w:sz w:val="16"/>
+                <w:szCs w:val="16"/>
+              </w:rPr>
+            </w:pPr>
+            <w:r>
+              <w:rPr>
+                <w:rFonts w:ascii="Times New Roman" w:hAnsi="Times New Roman" w:cs="Times New Roman"/>
+                <w:sz w:val="16"/>
+                <w:szCs w:val="16"/>
+              </w:rPr>
+              <w:t>-- Crear índice para mejorar la velocidad de búsqueda por título</w:t>
+            </w:r>
+          </w:p>
+          <w:p>
+            <w:pPr>
+              <w:rPr>
+                <w:rFonts w:ascii="Times New Roman" w:hAnsi="Times New Roman" w:cs="Times New Roman"/>
+                <w:sz w:val="16"/>
+                <w:szCs w:val="16"/>
+              </w:rPr>
+            </w:pPr>
+            <w:r>
+              <w:rPr>
+                <w:rFonts w:ascii="Times New Roman" w:hAnsi="Times New Roman" w:cs="Times New Roman"/>
+                <w:sz w:val="16"/>
+                <w:szCs w:val="16"/>
+              </w:rPr>
+              <w:t xml:space="preserve">CREATE INDEX </w:t>
+            </w:r>
+            <w:proofErr w:type="spellStart"/>
+            <w:r>
+              <w:rPr>
+                <w:rFonts w:ascii="Times New Roman" w:hAnsi="Times New Roman" w:cs="Times New Roman"/>
+                <w:sz w:val="16"/>
+                <w:szCs w:val="16"/>
+              </w:rPr>
+              <w:t>idx_lib_titulo</w:t>
+            </w:r>
+            <w:proofErr w:type="spellEnd"/>
+            <w:r>
+              <w:rPr>
+                <w:rFonts w:ascii="Times New Roman" w:hAnsi="Times New Roman" w:cs="Times New Roman"/>
+                <w:sz w:val="16"/>
+                <w:szCs w:val="16"/>
+              </w:rPr>
+              <w:t xml:space="preserve"> ON </w:t>
+            </w:r>
+            <w:proofErr w:type="spellStart"/>
+            <w:r>
+              <w:rPr>
+                <w:rFonts w:ascii="Times New Roman" w:hAnsi="Times New Roman" w:cs="Times New Roman"/>
+                <w:sz w:val="16"/>
+                <w:szCs w:val="16"/>
+              </w:rPr>
+              <w:t>tabla_</w:t>
+            </w:r>
+            <w:proofErr w:type="gramStart"/>
+            <w:r>
+              <w:rPr>
+                <w:rFonts w:ascii="Times New Roman" w:hAnsi="Times New Roman" w:cs="Times New Roman"/>
+                <w:sz w:val="16"/>
+                <w:szCs w:val="16"/>
+              </w:rPr>
+              <w:t>libro</w:t>
+            </w:r>
+            <w:proofErr w:type="spellEnd"/>
+            <w:r>
+              <w:rPr>
+                <w:rFonts w:ascii="Times New Roman" w:hAnsi="Times New Roman" w:cs="Times New Roman"/>
+                <w:sz w:val="16"/>
+                <w:szCs w:val="16"/>
+              </w:rPr>
+              <w:t>(</w:t>
+            </w:r>
+            <w:proofErr w:type="gramEnd"/>
+            <w:r>
+              <w:rPr>
+                <w:rFonts w:ascii="Times New Roman" w:hAnsi="Times New Roman" w:cs="Times New Roman"/>
+                <w:sz w:val="16"/>
+                <w:szCs w:val="16"/>
+              </w:rPr>
+              <w:t>LIB_TITULO);</w:t>
+            </w:r>
+          </w:p>
+        </w:tc>
+        <w:tc>
+          <w:tcPr>
+            <w:tcW w:w="1425" w:type="dxa"/>
+          </w:tcPr>
+          <w:p>
+            <w:pPr>
+              <w:rPr>
+                <w:rFonts w:ascii="Times New Roman" w:hAnsi="Times New Roman" w:cs="Times New Roman"/>
+                <w:sz w:val="16"/>
+                <w:szCs w:val="16"/>
+              </w:rPr>
+            </w:pPr>
+            <w:r>
+              <w:rPr>
+                <w:rFonts w:ascii="Times New Roman" w:hAnsi="Times New Roman" w:cs="Times New Roman"/>
+                <w:sz w:val="16"/>
+                <w:szCs w:val="16"/>
+              </w:rPr>
+              <w:drawing>
+                <wp:inline distT="0" distB="0" distL="0" distR="0" wp14:anchorId="25FB3797" wp14:editId="3190619D">
+                  <wp:extent cx="5612130" cy="1263650"/>
+                  <wp:effectExtent l="0" t="0" r="7620" b="0"/>
+                  <wp:docPr id="1582177371" name="Imagen 1"/>
+                  <wp:cNvGraphicFramePr>
+                    <a:graphicFrameLocks xmlns:a="http://schemas.openxmlformats.org/drawingml/2006/main" noChangeAspect="1"/>
+                  </wp:cNvGraphicFramePr>
+                  <a:graphic xmlns:a="http://schemas.openxmlformats.org/drawingml/2006/main">
+                    <a:graphicData uri="http://schemas.openxmlformats.org/drawingml/2006/picture">
+                      <pic:pic xmlns:pic="http://schemas.openxmlformats.org/drawingml/2006/picture">
+                        <pic:nvPicPr>
+                          <pic:cNvPr id="1582177371" name=""/>
+                          <pic:cNvPicPr/>
+                        </pic:nvPicPr>
+                        <pic:blipFill>
+                          <a:blip r:embed="rId21"/>
+                          <a:stretch>
+                            <a:fillRect/>
+                          </a:stretch>
+                        </pic:blipFill>
+                        <pic:spPr>
+                          <a:xfrm>
+                            <a:off x="0" y="0"/>
+                            <a:ext cx="5612130" cy="1263650"/>
+                          </a:xfrm>
+                          <a:prstGeom prst="rect">
+                            <a:avLst/>
+                          </a:prstGeom>
+                        </pic:spPr>
+                      </pic:pic>
+                    </a:graphicData>
+                  </a:graphic>
+                </wp:inline>
+              </w:drawing>
+            </w:r>
+          </w:p>
+        </w:tc>
+        <w:tc>
+          <w:tcPr>
+            <w:tcW w:w="4889" w:type="dxa"/>
+          </w:tcPr>
+          <w:p>
+            <w:pPr>
+              <w:rPr>
+                <w:rFonts w:ascii="Times New Roman" w:hAnsi="Times New Roman" w:cs="Times New Roman"/>
+                <w:noProof/>
+                <w:sz w:val="16"/>
+                <w:szCs w:val="16"/>
+              </w:rPr>
+            </w:pPr>
+            <w:r>
+              <w:rPr>
+                <w:rFonts w:ascii="Times New Roman" w:hAnsi="Times New Roman" w:cs="Times New Roman"/>
+                <w:noProof/>
+                <w:sz w:val="16"/>
+                <w:szCs w:val="16"/>
+              </w:rPr>
+              <w:drawing>
+                <wp:inline distT="0" distB="0" distL="0" distR="0" wp14:anchorId="2924EE48" wp14:editId="08D61AF9">
+                  <wp:extent cx="5612130" cy="739775"/>
+                  <wp:effectExtent l="0" t="0" r="7620" b="3175"/>
+                  <wp:docPr id="1285730431" name="Imagen 1"/>
+                  <wp:cNvGraphicFramePr>
+                    <a:graphicFrameLocks xmlns:a="http://schemas.openxmlformats.org/drawingml/2006/main" noChangeAspect="1"/>
+                  </wp:cNvGraphicFramePr>
+                  <a:graphic xmlns:a="http://schemas.openxmlformats.org/drawingml/2006/main">
+                    <a:graphicData uri="http://schemas.openxmlformats.org/drawingml/2006/picture">
+                      <pic:pic xmlns:pic="http://schemas.openxmlformats.org/drawingml/2006/picture">
+                        <pic:nvPicPr>
+                          <pic:cNvPr id="1285730431" name=""/>
+                          <pic:cNvPicPr/>
+                        </pic:nvPicPr>
+                        <pic:blipFill>
+                          <a:blip r:embed="rId22"/>
+                          <a:stretch>
+                            <a:fillRect/>
+                          </a:stretch>
+                        </pic:blipFill>
+                        <pic:spPr>
+                          <a:xfrm>
+                            <a:off x="0" y="0"/>
+                            <a:ext cx="5612130" cy="739775"/>
+                          </a:xfrm>
+                          <a:prstGeom prst="rect">
+                            <a:avLst/>
+                          </a:prstGeom>
+                        </pic:spPr>
+                      </pic:pic>
+                    </a:graphicData>
+                  </a:graphic>
+                </wp:inline>
+              </w:drawing>
+            </w:r>
+          </w:p>
+        </w:tc>
+      </w:tr>
     </w:tbl>
     <w:p>
       <w:pPr>
@@ -4078,6 +7135,12 @@
         <w:jc w:val="center"/>
       </w:pPr>
     </w:p>
+    <w:p>
+      <w:pPr>
+        <w:jc w:val="center"/>
+      </w:pPr>
+    </w:p>
+    <w:p/>
     <w:sectPr>
       <w:pgSz w:w="12240" w:h="15840"/>
       <w:pgMar w:top="1417" w:right="1701" w:bottom="1417" w:left="1701" w:header="708" w:footer="708" w:gutter="0"/>
